--- a/paper/supplementary.docx
+++ b/paper/supplementary.docx
@@ -9057,114 +9057,163 @@
             <w:r>
               <w:rPr>
                 <w:rStyle w:val="VerbatimChar"/>
+                <w:b/>
               </w:rPr>
               <w:t xml:space="preserve">inputs:</w:t>
             </w:r>
             <w:r>
+              <w:rPr>
+                <w:b/>
+              </w:rPr>
               <w:br/>
             </w:r>
             <w:r>
               <w:rPr>
                 <w:rStyle w:val="VerbatimChar"/>
+                <w:b/>
               </w:rPr>
               <w:t xml:space="preserve">  - name: pdgf_fold_mean</w:t>
             </w:r>
             <w:r>
+              <w:rPr>
+                <w:b/>
+              </w:rPr>
               <w:br/>
             </w:r>
             <w:r>
               <w:rPr>
                 <w:rStyle w:val="VerbatimChar"/>
+                <w:b/>
               </w:rPr>
               <w:t xml:space="preserve">    value: 4.37</w:t>
             </w:r>
             <w:r>
+              <w:rPr>
+                <w:b/>
+              </w:rPr>
               <w:br/>
             </w:r>
             <w:r>
               <w:rPr>
                 <w:rStyle w:val="VerbatimChar"/>
+                <w:b/>
               </w:rPr>
               <w:t xml:space="preserve">    units: dimensionless</w:t>
             </w:r>
             <w:r>
+              <w:rPr>
+                <w:b/>
+              </w:rPr>
               <w:br/>
             </w:r>
             <w:r>
               <w:rPr>
                 <w:rStyle w:val="VerbatimChar"/>
+                <w:b/>
               </w:rPr>
               <w:t xml:space="preserve">    uncertainty:</w:t>
             </w:r>
             <w:r>
+              <w:rPr>
+                <w:b/>
+              </w:rPr>
               <w:br/>
             </w:r>
             <w:r>
               <w:rPr>
                 <w:rStyle w:val="VerbatimChar"/>
+                <w:b/>
               </w:rPr>
               <w:t xml:space="preserve">      sd: 0.49</w:t>
             </w:r>
             <w:r>
+              <w:rPr>
+                <w:b/>
+              </w:rPr>
               <w:br/>
             </w:r>
             <w:r>
               <w:rPr>
                 <w:rStyle w:val="VerbatimChar"/>
+                <w:b/>
               </w:rPr>
               <w:t xml:space="preserve">    n: 3</w:t>
             </w:r>
             <w:r>
+              <w:rPr>
+                <w:b/>
+              </w:rPr>
               <w:br/>
             </w:r>
             <w:r>
               <w:rPr>
                 <w:rStyle w:val="VerbatimChar"/>
+                <w:b/>
               </w:rPr>
               <w:t xml:space="preserve">    input_type: direct_measurement</w:t>
             </w:r>
             <w:r>
+              <w:rPr>
+                <w:b/>
+              </w:rPr>
               <w:br/>
             </w:r>
             <w:r>
               <w:rPr>
                 <w:rStyle w:val="VerbatimChar"/>
+                <w:b/>
               </w:rPr>
               <w:t xml:space="preserve">    role: target</w:t>
             </w:r>
             <w:r>
+              <w:rPr>
+                <w:b/>
+              </w:rPr>
               <w:br/>
             </w:r>
             <w:r>
               <w:rPr>
                 <w:rStyle w:val="VerbatimChar"/>
+                <w:b/>
               </w:rPr>
               <w:t xml:space="preserve">    source_ref: Schneider2001</w:t>
             </w:r>
             <w:r>
+              <w:rPr>
+                <w:b/>
+              </w:rPr>
               <w:br/>
             </w:r>
             <w:r>
               <w:rPr>
                 <w:rStyle w:val="VerbatimChar"/>
+                <w:b/>
               </w:rPr>
               <w:t xml:space="preserve">    source_location: Abstract</w:t>
             </w:r>
             <w:r>
+              <w:rPr>
+                <w:b/>
+              </w:rPr>
               <w:br/>
             </w:r>
             <w:r>
               <w:rPr>
                 <w:rStyle w:val="VerbatimChar"/>
+                <w:b/>
               </w:rPr>
               <w:t xml:space="preserve">    value_snippet: "Cell proliferation (4.37 +/- 0.49-</w:t>
             </w:r>
             <w:r>
+              <w:rPr>
+                <w:b/>
+              </w:rPr>
               <w:br/>
             </w:r>
             <w:r>
               <w:rPr>
                 <w:rStyle w:val="VerbatimChar"/>
+                <w:b/>
               </w:rPr>
               <w:t xml:space="preserve">                    and 2.96 +/- 0.39-fold of control)."</w:t>
             </w:r>
@@ -9177,7 +9226,19 @@
         <w:pStyle w:val="ImageCaption"/>
       </w:pPr>
       <w:r>
-        <w:t xml:space="preserve">An input capturing a proliferation measurement with provenance.</w:t>
+        <w:rPr>
+          <w:rFonts w:ascii="Arial" w:hAnsi="Arial"/>
+          <w:b/>
+          <w:sz w:val="20"/>
+        </w:rPr>
+        <w:t xml:space="preserve">Figure 1. </w:t>
+      </w:r>
+      <w:r>
+        <w:rPr>
+          <w:rFonts w:ascii="Arial" w:hAnsi="Arial"/>
+          <w:sz w:val="20"/>
+        </w:rPr>
+        <w:t>An input capturing a proliferation measurement with provenance.</w:t>
       </w:r>
     </w:p>
     <w:bookmarkEnd w:id="47"/>
@@ -9252,96 +9313,137 @@
             <w:r>
               <w:rPr>
                 <w:rStyle w:val="VerbatimChar"/>
+                <w:b/>
               </w:rPr>
               <w:t xml:space="preserve">calibration:</w:t>
             </w:r>
             <w:r>
+              <w:rPr>
+                <w:b/>
+              </w:rPr>
               <w:br/>
             </w:r>
             <w:r>
               <w:rPr>
                 <w:rStyle w:val="VerbatimChar"/>
+                <w:b/>
               </w:rPr>
               <w:t xml:space="preserve">  parameters:</w:t>
             </w:r>
             <w:r>
+              <w:rPr>
+                <w:b/>
+              </w:rPr>
               <w:br/>
             </w:r>
             <w:r>
               <w:rPr>
                 <w:rStyle w:val="VerbatimChar"/>
+                <w:b/>
               </w:rPr>
               <w:t xml:space="preserve">    - name: k_apsc_prolif</w:t>
             </w:r>
             <w:r>
+              <w:rPr>
+                <w:b/>
+              </w:rPr>
               <w:br/>
             </w:r>
             <w:r>
               <w:rPr>
                 <w:rStyle w:val="VerbatimChar"/>
+                <w:b/>
               </w:rPr>
               <w:t xml:space="preserve">      units: 1/day</w:t>
             </w:r>
             <w:r>
+              <w:rPr>
+                <w:b/>
+              </w:rPr>
               <w:br/>
             </w:r>
             <w:r>
               <w:rPr>
                 <w:rStyle w:val="VerbatimChar"/>
+                <w:b/>
               </w:rPr>
               <w:t xml:space="preserve">      prior:</w:t>
             </w:r>
             <w:r>
+              <w:rPr>
+                <w:b/>
+              </w:rPr>
               <w:br/>
             </w:r>
             <w:r>
               <w:rPr>
                 <w:rStyle w:val="VerbatimChar"/>
+                <w:b/>
               </w:rPr>
               <w:t xml:space="preserve">        distribution: lognormal</w:t>
             </w:r>
             <w:r>
+              <w:rPr>
+                <w:b/>
+              </w:rPr>
               <w:br/>
             </w:r>
             <w:r>
               <w:rPr>
                 <w:rStyle w:val="VerbatimChar"/>
+                <w:b/>
               </w:rPr>
               <w:t xml:space="preserve">        mu: 0.0      # log(1.0)</w:t>
             </w:r>
             <w:r>
+              <w:rPr>
+                <w:b/>
+              </w:rPr>
               <w:br/>
             </w:r>
             <w:r>
               <w:rPr>
                 <w:rStyle w:val="VerbatimChar"/>
+                <w:b/>
               </w:rPr>
               <w:t xml:space="preserve">        sigma: 1.0</w:t>
             </w:r>
             <w:r>
+              <w:rPr>
+                <w:b/>
+              </w:rPr>
               <w:br/>
             </w:r>
             <w:r>
               <w:rPr>
                 <w:rStyle w:val="VerbatimChar"/>
+                <w:b/>
               </w:rPr>
               <w:t xml:space="preserve">        rationale: |</w:t>
             </w:r>
             <w:r>
+              <w:rPr>
+                <w:b/>
+              </w:rPr>
               <w:br/>
             </w:r>
             <w:r>
               <w:rPr>
                 <w:rStyle w:val="VerbatimChar"/>
+                <w:b/>
               </w:rPr>
               <w:t xml:space="preserve">          Wide prior centered at 1/day. A 4-fold increase</w:t>
             </w:r>
             <w:r>
+              <w:rPr>
+                <w:b/>
+              </w:rPr>
               <w:br/>
             </w:r>
             <w:r>
               <w:rPr>
                 <w:rStyle w:val="VerbatimChar"/>
+                <w:b/>
               </w:rPr>
               <w:t xml:space="preserve">          in 1 day implies k ~ ln(4) ~ 1.4/day.</w:t>
             </w:r>
@@ -9354,7 +9456,19 @@
         <w:pStyle w:val="ImageCaption"/>
       </w:pPr>
       <w:r>
-        <w:t xml:space="preserve">A parameter with lognormal prior and documented rationale.</w:t>
+        <w:rPr>
+          <w:rFonts w:ascii="Arial" w:hAnsi="Arial"/>
+          <w:b/>
+          <w:sz w:val="20"/>
+        </w:rPr>
+        <w:t xml:space="preserve">Figure 2. </w:t>
+      </w:r>
+      <w:r>
+        <w:rPr>
+          <w:rFonts w:ascii="Arial" w:hAnsi="Arial"/>
+          <w:sz w:val="20"/>
+        </w:rPr>
+        <w:t>A parameter with lognormal prior and documented rationale.</w:t>
       </w:r>
     </w:p>
     <w:bookmarkEnd w:id="49"/>
@@ -9429,177 +9543,254 @@
             <w:r>
               <w:rPr>
                 <w:rStyle w:val="VerbatimChar"/>
+                <w:b/>
               </w:rPr>
               <w:t xml:space="preserve">calibration:</w:t>
             </w:r>
             <w:r>
+              <w:rPr>
+                <w:b/>
+              </w:rPr>
               <w:br/>
             </w:r>
             <w:r>
               <w:rPr>
                 <w:rStyle w:val="VerbatimChar"/>
+                <w:b/>
               </w:rPr>
               <w:t xml:space="preserve">  forward_model:</w:t>
             </w:r>
             <w:r>
+              <w:rPr>
+                <w:b/>
+              </w:rPr>
               <w:br/>
             </w:r>
             <w:r>
               <w:rPr>
                 <w:rStyle w:val="VerbatimChar"/>
+                <w:b/>
               </w:rPr>
               <w:t xml:space="preserve">    type: exponential_growth</w:t>
             </w:r>
             <w:r>
+              <w:rPr>
+                <w:b/>
+              </w:rPr>
               <w:br/>
             </w:r>
             <w:r>
               <w:rPr>
                 <w:rStyle w:val="VerbatimChar"/>
+                <w:b/>
               </w:rPr>
               <w:t xml:space="preserve">    rate_constant: k_apsc_prolif</w:t>
             </w:r>
             <w:r>
+              <w:rPr>
+                <w:b/>
+              </w:rPr>
               <w:br/>
             </w:r>
             <w:r>
               <w:rPr>
                 <w:rStyle w:val="VerbatimChar"/>
+                <w:b/>
               </w:rPr>
               <w:t xml:space="preserve">    independent_variable:</w:t>
             </w:r>
             <w:r>
+              <w:rPr>
+                <w:b/>
+              </w:rPr>
               <w:br/>
             </w:r>
             <w:r>
               <w:rPr>
                 <w:rStyle w:val="VerbatimChar"/>
+                <w:b/>
               </w:rPr>
               <w:t xml:space="preserve">      name: time</w:t>
             </w:r>
             <w:r>
+              <w:rPr>
+                <w:b/>
+              </w:rPr>
               <w:br/>
             </w:r>
             <w:r>
               <w:rPr>
                 <w:rStyle w:val="VerbatimChar"/>
+                <w:b/>
               </w:rPr>
               <w:t xml:space="preserve">      units: day</w:t>
             </w:r>
             <w:r>
+              <w:rPr>
+                <w:b/>
+              </w:rPr>
               <w:br/>
             </w:r>
             <w:r>
               <w:rPr>
                 <w:rStyle w:val="VerbatimChar"/>
+                <w:b/>
               </w:rPr>
               <w:t xml:space="preserve">      span: [0.0, 1.0]</w:t>
             </w:r>
             <w:r>
+              <w:rPr>
+                <w:b/>
+              </w:rPr>
               <w:br/>
             </w:r>
             <w:r>
               <w:rPr>
                 <w:rStyle w:val="VerbatimChar"/>
+                <w:b/>
               </w:rPr>
               <w:t xml:space="preserve">    state_variables:</w:t>
             </w:r>
             <w:r>
+              <w:rPr>
+                <w:b/>
+              </w:rPr>
               <w:br/>
             </w:r>
             <w:r>
               <w:rPr>
                 <w:rStyle w:val="VerbatimChar"/>
+                <w:b/>
               </w:rPr>
               <w:t xml:space="preserve">      - name: aPSC_rel</w:t>
             </w:r>
             <w:r>
+              <w:rPr>
+                <w:b/>
+              </w:rPr>
               <w:br/>
             </w:r>
             <w:r>
               <w:rPr>
                 <w:rStyle w:val="VerbatimChar"/>
+                <w:b/>
               </w:rPr>
               <w:t xml:space="preserve">        units: dimensionless</w:t>
             </w:r>
             <w:r>
+              <w:rPr>
+                <w:b/>
+              </w:rPr>
               <w:br/>
             </w:r>
             <w:r>
               <w:rPr>
                 <w:rStyle w:val="VerbatimChar"/>
+                <w:b/>
               </w:rPr>
               <w:t xml:space="preserve">        initial_condition:</w:t>
             </w:r>
             <w:r>
+              <w:rPr>
+                <w:b/>
+              </w:rPr>
               <w:br/>
             </w:r>
             <w:r>
               <w:rPr>
                 <w:rStyle w:val="VerbatimChar"/>
+                <w:b/>
               </w:rPr>
               <w:t xml:space="preserve">          value: 1.0</w:t>
             </w:r>
             <w:r>
+              <w:rPr>
+                <w:b/>
+              </w:rPr>
               <w:br/>
             </w:r>
             <w:r>
               <w:rPr>
                 <w:rStyle w:val="VerbatimChar"/>
+                <w:b/>
               </w:rPr>
               <w:t xml:space="preserve">          rationale: Normalized to control baseline.</w:t>
             </w:r>
             <w:r>
+              <w:rPr>
+                <w:b/>
+              </w:rPr>
               <w:br/>
             </w:r>
             <w:r>
               <w:rPr>
                 <w:rStyle w:val="VerbatimChar"/>
+                <w:b/>
               </w:rPr>
               <w:t xml:space="preserve">    data_rationale: |</w:t>
             </w:r>
             <w:r>
+              <w:rPr>
+                <w:b/>
+              </w:rPr>
               <w:br/>
             </w:r>
             <w:r>
               <w:rPr>
                 <w:rStyle w:val="VerbatimChar"/>
+                <w:b/>
               </w:rPr>
               <w:t xml:space="preserve">      BrdU assay measures proliferation over ~24h with</w:t>
             </w:r>
             <w:r>
+              <w:rPr>
+                <w:b/>
+              </w:rPr>
               <w:br/>
             </w:r>
             <w:r>
               <w:rPr>
                 <w:rStyle w:val="VerbatimChar"/>
+                <w:b/>
               </w:rPr>
               <w:t xml:space="preserve">      constant PDGF stimulus. Exponential growth fits.</w:t>
             </w:r>
             <w:r>
+              <w:rPr>
+                <w:b/>
+              </w:rPr>
               <w:br/>
             </w:r>
             <w:r>
               <w:rPr>
                 <w:rStyle w:val="VerbatimChar"/>
+                <w:b/>
               </w:rPr>
               <w:t xml:space="preserve">    submodel_rationale: |</w:t>
             </w:r>
             <w:r>
+              <w:rPr>
+                <w:b/>
+              </w:rPr>
               <w:br/>
             </w:r>
             <w:r>
               <w:rPr>
                 <w:rStyle w:val="VerbatimChar"/>
+                <w:b/>
               </w:rPr>
               <w:t xml:space="preserve">      At saturating PDGF, the full model reduces to</w:t>
             </w:r>
             <w:r>
+              <w:rPr>
+                <w:b/>
+              </w:rPr>
               <w:br/>
             </w:r>
             <w:r>
               <w:rPr>
                 <w:rStyle w:val="VerbatimChar"/>
+                <w:b/>
               </w:rPr>
               <w:t xml:space="preserve">      dN/dt = k_apsc_prolif * N.</w:t>
             </w:r>
@@ -9612,7 +9803,19 @@
         <w:pStyle w:val="ImageCaption"/>
       </w:pPr>
       <w:r>
-        <w:t xml:space="preserve">Forward model specification with state variable and time span.</w:t>
+        <w:rPr>
+          <w:rFonts w:ascii="Arial" w:hAnsi="Arial"/>
+          <w:b/>
+          <w:sz w:val="20"/>
+        </w:rPr>
+        <w:t xml:space="preserve">Figure 3. </w:t>
+      </w:r>
+      <w:r>
+        <w:rPr>
+          <w:rFonts w:ascii="Arial" w:hAnsi="Arial"/>
+          <w:sz w:val="20"/>
+        </w:rPr>
+        <w:t>Forward model specification with state variable and time span.</w:t>
       </w:r>
     </w:p>
     <w:bookmarkEnd w:id="51"/>
@@ -9732,168 +9935,241 @@
             <w:r>
               <w:rPr>
                 <w:rStyle w:val="VerbatimChar"/>
+                <w:b/>
               </w:rPr>
               <w:t xml:space="preserve">  error_model:</w:t>
             </w:r>
             <w:r>
+              <w:rPr>
+                <w:b/>
+              </w:rPr>
               <w:br/>
             </w:r>
             <w:r>
               <w:rPr>
                 <w:rStyle w:val="VerbatimChar"/>
+                <w:b/>
               </w:rPr>
               <w:t xml:space="preserve">    - name: viability_48h</w:t>
             </w:r>
             <w:r>
+              <w:rPr>
+                <w:b/>
+              </w:rPr>
               <w:br/>
             </w:r>
             <w:r>
               <w:rPr>
                 <w:rStyle w:val="VerbatimChar"/>
+                <w:b/>
               </w:rPr>
               <w:t xml:space="preserve">      units: dimensionless</w:t>
             </w:r>
             <w:r>
+              <w:rPr>
+                <w:b/>
+              </w:rPr>
               <w:br/>
             </w:r>
             <w:r>
               <w:rPr>
                 <w:rStyle w:val="VerbatimChar"/>
+                <w:b/>
               </w:rPr>
               <w:t xml:space="preserve">      uses_inputs: [viability_mean, viability_sem]</w:t>
             </w:r>
             <w:r>
+              <w:rPr>
+                <w:b/>
+              </w:rPr>
               <w:br/>
             </w:r>
             <w:r>
               <w:rPr>
                 <w:rStyle w:val="VerbatimChar"/>
+                <w:b/>
               </w:rPr>
               <w:t xml:space="preserve">      evaluation_points: [2.0]  # days</w:t>
             </w:r>
             <w:r>
+              <w:rPr>
+                <w:b/>
+              </w:rPr>
               <w:br/>
             </w:r>
             <w:r>
               <w:rPr>
                 <w:rStyle w:val="VerbatimChar"/>
+                <w:b/>
               </w:rPr>
               <w:t xml:space="preserve">      sample_size: 3</w:t>
             </w:r>
             <w:r>
+              <w:rPr>
+                <w:b/>
+              </w:rPr>
               <w:br/>
             </w:r>
             <w:r>
               <w:rPr>
                 <w:rStyle w:val="VerbatimChar"/>
+                <w:b/>
               </w:rPr>
               <w:t xml:space="preserve">      observable:</w:t>
             </w:r>
             <w:r>
+              <w:rPr>
+                <w:b/>
+              </w:rPr>
               <w:br/>
             </w:r>
             <w:r>
               <w:rPr>
                 <w:rStyle w:val="VerbatimChar"/>
+                <w:b/>
               </w:rPr>
               <w:t xml:space="preserve">        type: identity</w:t>
             </w:r>
             <w:r>
+              <w:rPr>
+                <w:b/>
+              </w:rPr>
               <w:br/>
             </w:r>
             <w:r>
               <w:rPr>
                 <w:rStyle w:val="VerbatimChar"/>
+                <w:b/>
               </w:rPr>
               <w:t xml:space="preserve">        state_variables: [aPSC_norm]</w:t>
             </w:r>
             <w:r>
+              <w:rPr>
+                <w:b/>
+              </w:rPr>
               <w:br/>
             </w:r>
             <w:r>
               <w:rPr>
                 <w:rStyle w:val="VerbatimChar"/>
+                <w:b/>
               </w:rPr>
               <w:t xml:space="preserve">      observation_code: |</w:t>
             </w:r>
             <w:r>
+              <w:rPr>
+                <w:b/>
+              </w:rPr>
               <w:br/>
             </w:r>
             <w:r>
               <w:rPr>
                 <w:rStyle w:val="VerbatimChar"/>
+                <w:b/>
               </w:rPr>
               <w:t xml:space="preserve">        def derive_observation(inputs, sample_size):</w:t>
             </w:r>
             <w:r>
+              <w:rPr>
+                <w:b/>
+              </w:rPr>
               <w:br/>
             </w:r>
             <w:r>
               <w:rPr>
                 <w:rStyle w:val="VerbatimChar"/>
+                <w:b/>
               </w:rPr>
               <w:t xml:space="preserve">            mean = inputs['viability_mean']</w:t>
             </w:r>
             <w:r>
+              <w:rPr>
+                <w:b/>
+              </w:rPr>
               <w:br/>
             </w:r>
             <w:r>
               <w:rPr>
                 <w:rStyle w:val="VerbatimChar"/>
+                <w:b/>
               </w:rPr>
               <w:t xml:space="preserve">            sem = inputs['viability_sem']</w:t>
             </w:r>
             <w:r>
+              <w:rPr>
+                <w:b/>
+              </w:rPr>
               <w:br/>
             </w:r>
             <w:r>
               <w:rPr>
                 <w:rStyle w:val="VerbatimChar"/>
+                <w:b/>
               </w:rPr>
               <w:t xml:space="preserve">            sd = sem * np.sqrt(sample_size)  # SEM to SD</w:t>
             </w:r>
             <w:r>
+              <w:rPr>
+                <w:b/>
+              </w:rPr>
               <w:br/>
             </w:r>
             <w:r>
               <w:rPr>
                 <w:rStyle w:val="VerbatimChar"/>
+                <w:b/>
               </w:rPr>
               <w:t xml:space="preserve">            return {'value': mean, 'sd': sd}</w:t>
             </w:r>
             <w:r>
+              <w:rPr>
+                <w:b/>
+              </w:rPr>
               <w:br/>
             </w:r>
             <w:r>
               <w:rPr>
                 <w:rStyle w:val="VerbatimChar"/>
+                <w:b/>
               </w:rPr>
               <w:t xml:space="preserve">      likelihood:</w:t>
             </w:r>
             <w:r>
+              <w:rPr>
+                <w:b/>
+              </w:rPr>
               <w:br/>
             </w:r>
             <w:r>
               <w:rPr>
                 <w:rStyle w:val="VerbatimChar"/>
+                <w:b/>
               </w:rPr>
               <w:t xml:space="preserve">        distribution: normal</w:t>
             </w:r>
             <w:r>
+              <w:rPr>
+                <w:b/>
+              </w:rPr>
               <w:br/>
             </w:r>
             <w:r>
               <w:rPr>
                 <w:rStyle w:val="VerbatimChar"/>
+                <w:b/>
               </w:rPr>
               <w:t xml:space="preserve">        rationale: |</w:t>
             </w:r>
             <w:r>
+              <w:rPr>
+                <w:b/>
+              </w:rPr>
               <w:br/>
             </w:r>
             <w:r>
               <w:rPr>
                 <w:rStyle w:val="VerbatimChar"/>
+                <w:b/>
               </w:rPr>
               <w:t xml:space="preserve">          Viability near 1 with small SD; normal adequate.</w:t>
             </w:r>
@@ -9906,7 +10182,19 @@
         <w:pStyle w:val="ImageCaption"/>
       </w:pPr>
       <w:r>
-        <w:t xml:space="preserve">Error model specification linking forward model predictions to observed data.</w:t>
+        <w:rPr>
+          <w:rFonts w:ascii="Arial" w:hAnsi="Arial"/>
+          <w:b/>
+          <w:sz w:val="20"/>
+        </w:rPr>
+        <w:t xml:space="preserve">Figure 4. </w:t>
+      </w:r>
+      <w:r>
+        <w:rPr>
+          <w:rFonts w:ascii="Arial" w:hAnsi="Arial"/>
+          <w:sz w:val="20"/>
+        </w:rPr>
+        <w:t>Error model specification linking forward model predictions to observed data.</w:t>
       </w:r>
     </w:p>
     <w:bookmarkEnd w:id="53"/>
@@ -11545,14 +11833,6 @@
       </w:r>
     </w:p>
     <w:bookmarkStart w:id="61" w:name="tab:source-quality"/>
-    <w:p>
-      <w:pPr>
-        <w:pStyle w:val="TableCaption"/>
-      </w:pPr>
-      <w:r>
-        <w:t xml:space="preserve">Distribution of primary data source quality across calibration targets.</w:t>
-      </w:r>
-    </w:p>
     <w:tbl>
       <w:tblPr>
         <w:tblStyle w:val="Table"/>
@@ -11577,6 +11857,9 @@
               <w:jc w:val="left"/>
             </w:pPr>
             <w:r>
+              <w:rPr>
+                <w:b/>
+              </w:rPr>
               <w:t xml:space="preserve">Source Quality</w:t>
             </w:r>
           </w:p>
@@ -11589,6 +11872,9 @@
               <w:jc w:val="center"/>
             </w:pPr>
             <w:r>
+              <w:rPr>
+                <w:b/>
+              </w:rPr>
               <w:t xml:space="preserve">Count</w:t>
             </w:r>
           </w:p>
@@ -11601,6 +11887,9 @@
               <w:jc w:val="center"/>
             </w:pPr>
             <w:r>
+              <w:rPr>
+                <w:b/>
+              </w:rPr>
               <w:t xml:space="preserve">%</w:t>
             </w:r>
           </w:p>
@@ -11839,6 +12128,26 @@
         </w:tc>
       </w:tr>
     </w:tbl>
+    <w:p>
+      <w:pPr>
+        <w:pStyle w:val="TableCaption"/>
+      </w:pPr>
+      <w:r>
+        <w:rPr>
+          <w:rFonts w:ascii="Arial" w:hAnsi="Arial"/>
+          <w:b/>
+          <w:sz w:val="20"/>
+        </w:rPr>
+        <w:t xml:space="preserve">Table 1. </w:t>
+      </w:r>
+      <w:r>
+        <w:rPr>
+          <w:rFonts w:ascii="Arial" w:hAnsi="Arial"/>
+          <w:sz w:val="20"/>
+        </w:rPr>
+        <w:t>Distribution of primary data source quality across calibration targets.</w:t>
+      </w:r>
+    </w:p>
     <w:bookmarkEnd w:id="61"/>
     <w:bookmarkEnd w:id="62"/>
     <w:bookmarkStart w:id="64" w:name="species-translation"/>
@@ -11890,25 +12199,6 @@
       </w:r>
     </w:p>
     <w:bookmarkStart w:id="63" w:name="tab:species"/>
-    <w:p>
-      <w:pPr>
-        <w:pStyle w:val="TableCaption"/>
-      </w:pPr>
-      <w:r>
-        <w:t xml:space="preserve">Species translation from data source to model target. Human</w:t>
-      </w:r>
-      <m:oMath>
-        <m:r>
-          <m:rPr>
-            <m:sty m:val="p"/>
-          </m:rPr>
-          <m:t>→</m:t>
-        </m:r>
-      </m:oMath>
-      <w:r>
-        <w:t xml:space="preserve">human indicates no cross-species translation required.</w:t>
-      </w:r>
-    </w:p>
     <w:tbl>
       <w:tblPr>
         <w:tblStyle w:val="Table"/>
@@ -11933,6 +12223,9 @@
               <w:jc w:val="left"/>
             </w:pPr>
             <w:r>
+              <w:rPr>
+                <w:b/>
+              </w:rPr>
               <w:t xml:space="preserve">Translation</w:t>
             </w:r>
           </w:p>
@@ -11945,6 +12238,9 @@
               <w:jc w:val="center"/>
             </w:pPr>
             <w:r>
+              <w:rPr>
+                <w:b/>
+              </w:rPr>
               <w:t xml:space="preserve">Count</w:t>
             </w:r>
           </w:p>
@@ -11957,6 +12253,9 @@
               <w:jc w:val="center"/>
             </w:pPr>
             <w:r>
+              <w:rPr>
+                <w:b/>
+              </w:rPr>
               <w:t xml:space="preserve">%</w:t>
             </w:r>
           </w:p>
@@ -12152,6 +12451,26 @@
         </w:tc>
       </w:tr>
     </w:tbl>
+    <w:p>
+      <w:pPr>
+        <w:pStyle w:val="TableCaption"/>
+      </w:pPr>
+      <w:r>
+        <w:rPr>
+          <w:rFonts w:ascii="Arial" w:hAnsi="Arial"/>
+          <w:b/>
+          <w:sz w:val="20"/>
+        </w:rPr>
+        <w:t xml:space="preserve">Table 2. </w:t>
+      </w:r>
+      <w:r>
+        <w:rPr>
+          <w:rFonts w:ascii="Arial" w:hAnsi="Arial"/>
+          <w:sz w:val="20"/>
+        </w:rPr>
+        <w:t>Species translation from data source to model target. Human</w:t>
+      </w:r>
+    </w:p>
     <w:bookmarkEnd w:id="63"/>
     <w:bookmarkEnd w:id="64"/>
     <w:bookmarkStart w:id="66" w:name="indication-match"/>
@@ -12220,14 +12539,6 @@
       </w:r>
     </w:p>
     <w:bookmarkStart w:id="65" w:name="tab:indication"/>
-    <w:p>
-      <w:pPr>
-        <w:pStyle w:val="TableCaption"/>
-      </w:pPr>
-      <w:r>
-        <w:t xml:space="preserve">How closely the data source indication matches the model target (PDAC).</w:t>
-      </w:r>
-    </w:p>
     <w:tbl>
       <w:tblPr>
         <w:tblStyle w:val="Table"/>
@@ -12252,6 +12563,9 @@
               <w:jc w:val="left"/>
             </w:pPr>
             <w:r>
+              <w:rPr>
+                <w:b/>
+              </w:rPr>
               <w:t xml:space="preserve">Indication Match</w:t>
             </w:r>
           </w:p>
@@ -12264,6 +12578,9 @@
               <w:jc w:val="center"/>
             </w:pPr>
             <w:r>
+              <w:rPr>
+                <w:b/>
+              </w:rPr>
               <w:t xml:space="preserve">Count</w:t>
             </w:r>
           </w:p>
@@ -12276,6 +12593,9 @@
               <w:jc w:val="center"/>
             </w:pPr>
             <w:r>
+              <w:rPr>
+                <w:b/>
+              </w:rPr>
               <w:t xml:space="preserve">%</w:t>
             </w:r>
           </w:p>
@@ -12438,6 +12758,26 @@
         </w:tc>
       </w:tr>
     </w:tbl>
+    <w:p>
+      <w:pPr>
+        <w:pStyle w:val="TableCaption"/>
+      </w:pPr>
+      <w:r>
+        <w:rPr>
+          <w:rFonts w:ascii="Arial" w:hAnsi="Arial"/>
+          <w:b/>
+          <w:sz w:val="20"/>
+        </w:rPr>
+        <w:t xml:space="preserve">Table 3. </w:t>
+      </w:r>
+      <w:r>
+        <w:rPr>
+          <w:rFonts w:ascii="Arial" w:hAnsi="Arial"/>
+          <w:sz w:val="20"/>
+        </w:rPr>
+        <w:t>How closely the data source indication matches the model target (PDAC).</w:t>
+      </w:r>
+    </w:p>
     <w:bookmarkEnd w:id="65"/>
     <w:bookmarkEnd w:id="66"/>
     <w:bookmarkEnd w:id="67"/>
@@ -12486,14 +12826,6 @@
       </w:r>
     </w:p>
     <w:bookmarkStart w:id="68" w:name="tab:ct-observable-categories"/>
-    <w:p>
-      <w:pPr>
-        <w:pStyle w:val="TableCaption"/>
-      </w:pPr>
-      <w:r>
-        <w:t xml:space="preserve">CalibrationTarget observable categories.</w:t>
-      </w:r>
-    </w:p>
     <w:tbl>
       <w:tblPr>
         <w:tblStyle w:val="Table"/>
@@ -12517,6 +12849,9 @@
               <w:jc w:val="left"/>
             </w:pPr>
             <w:r>
+              <w:rPr>
+                <w:b/>
+              </w:rPr>
               <w:t xml:space="preserve">Observable Category</w:t>
             </w:r>
           </w:p>
@@ -12529,6 +12864,9 @@
               <w:jc w:val="right"/>
             </w:pPr>
             <w:r>
+              <w:rPr>
+                <w:b/>
+              </w:rPr>
               <w:t xml:space="preserve">Count</w:t>
             </w:r>
           </w:p>
@@ -12691,6 +13029,26 @@
         </w:tc>
       </w:tr>
     </w:tbl>
+    <w:p>
+      <w:pPr>
+        <w:pStyle w:val="TableCaption"/>
+      </w:pPr>
+      <w:r>
+        <w:rPr>
+          <w:rFonts w:ascii="Arial" w:hAnsi="Arial"/>
+          <w:b/>
+          <w:sz w:val="20"/>
+        </w:rPr>
+        <w:t xml:space="preserve">Table 4. </w:t>
+      </w:r>
+      <w:r>
+        <w:rPr>
+          <w:rFonts w:ascii="Arial" w:hAnsi="Arial"/>
+          <w:sz w:val="20"/>
+        </w:rPr>
+        <w:t>CalibrationTarget observable categories.</w:t>
+      </w:r>
+    </w:p>
     <w:bookmarkEnd w:id="68"/>
     <w:bookmarkEnd w:id="69"/>
     <w:bookmarkStart w:id="71" w:name="observable-complexity"/>
@@ -12712,14 +13070,6 @@
       </w:r>
     </w:p>
     <w:bookmarkStart w:id="70" w:name="tab:ct-complexity"/>
-    <w:p>
-      <w:pPr>
-        <w:pStyle w:val="TableCaption"/>
-      </w:pPr>
-      <w:r>
-        <w:t xml:space="preserve">Observable complexity across 59 CalibrationTargets.</w:t>
-      </w:r>
-    </w:p>
     <w:tbl>
       <w:tblPr>
         <w:tblStyle w:val="Table"/>
@@ -12745,6 +13095,9 @@
               <w:jc w:val="left"/>
             </w:pPr>
             <w:r>
+              <w:rPr>
+                <w:b/>
+              </w:rPr>
               <w:t xml:space="preserve">Metric</w:t>
             </w:r>
           </w:p>
@@ -12757,6 +13110,9 @@
               <w:jc w:val="right"/>
             </w:pPr>
             <w:r>
+              <w:rPr>
+                <w:b/>
+              </w:rPr>
               <w:t xml:space="preserve">Mean</w:t>
             </w:r>
           </w:p>
@@ -12769,6 +13125,9 @@
               <w:jc w:val="right"/>
             </w:pPr>
             <w:r>
+              <w:rPr>
+                <w:b/>
+              </w:rPr>
               <w:t xml:space="preserve">Min</w:t>
             </w:r>
           </w:p>
@@ -12781,6 +13140,9 @@
               <w:jc w:val="right"/>
             </w:pPr>
             <w:r>
+              <w:rPr>
+                <w:b/>
+              </w:rPr>
               <w:t xml:space="preserve">Max</w:t>
             </w:r>
           </w:p>
@@ -12937,6 +13299,26 @@
         </w:tc>
       </w:tr>
     </w:tbl>
+    <w:p>
+      <w:pPr>
+        <w:pStyle w:val="TableCaption"/>
+      </w:pPr>
+      <w:r>
+        <w:rPr>
+          <w:rFonts w:ascii="Arial" w:hAnsi="Arial"/>
+          <w:b/>
+          <w:sz w:val="20"/>
+        </w:rPr>
+        <w:t xml:space="preserve">Table 5. </w:t>
+      </w:r>
+      <w:r>
+        <w:rPr>
+          <w:rFonts w:ascii="Arial" w:hAnsi="Arial"/>
+          <w:sz w:val="20"/>
+        </w:rPr>
+        <w:t>Observable complexity across 59 CalibrationTargets.</w:t>
+      </w:r>
+    </w:p>
     <w:bookmarkEnd w:id="70"/>
     <w:p>
       <w:pPr>
@@ -12989,14 +13371,6 @@
       </w:r>
     </w:p>
     <w:bookmarkStart w:id="72" w:name="tab:ct-extraction-model"/>
-    <w:p>
-      <w:pPr>
-        <w:pStyle w:val="TableCaption"/>
-      </w:pPr>
-      <w:r>
-        <w:t xml:space="preserve">CalibrationTarget extraction model breakdown.</w:t>
-      </w:r>
-    </w:p>
     <w:tbl>
       <w:tblPr>
         <w:tblStyle w:val="Table"/>
@@ -13021,6 +13395,9 @@
               <w:jc w:val="left"/>
             </w:pPr>
             <w:r>
+              <w:rPr>
+                <w:b/>
+              </w:rPr>
               <w:t xml:space="preserve">Extraction Model</w:t>
             </w:r>
           </w:p>
@@ -13033,6 +13410,9 @@
               <w:jc w:val="right"/>
             </w:pPr>
             <w:r>
+              <w:rPr>
+                <w:b/>
+              </w:rPr>
               <w:t xml:space="preserve">Count</w:t>
             </w:r>
           </w:p>
@@ -13045,6 +13425,9 @@
               <w:jc w:val="right"/>
             </w:pPr>
             <w:r>
+              <w:rPr>
+                <w:b/>
+              </w:rPr>
               <w:t xml:space="preserve">Percentage</w:t>
             </w:r>
           </w:p>
@@ -13207,6 +13590,26 @@
         </w:tc>
       </w:tr>
     </w:tbl>
+    <w:p>
+      <w:pPr>
+        <w:pStyle w:val="TableCaption"/>
+      </w:pPr>
+      <w:r>
+        <w:rPr>
+          <w:rFonts w:ascii="Arial" w:hAnsi="Arial"/>
+          <w:b/>
+          <w:sz w:val="20"/>
+        </w:rPr>
+        <w:t xml:space="preserve">Table 6. </w:t>
+      </w:r>
+      <w:r>
+        <w:rPr>
+          <w:rFonts w:ascii="Arial" w:hAnsi="Arial"/>
+          <w:sz w:val="20"/>
+        </w:rPr>
+        <w:t>CalibrationTarget extraction model breakdown.</w:t>
+      </w:r>
+    </w:p>
     <w:bookmarkEnd w:id="72"/>
     <w:p>
       <w:pPr>
@@ -13271,10 +13674,10 @@
         <w:t xml:space="preserve">All 37 SubmodelTargets were translated to a joint Julia inference script using Turing.jl</w:t>
       </w:r>
       <w:r>
-        <w:t xml:space="preserve"> </w:t>
-      </w:r>
-      <w:r>
-        <w:t xml:space="preserve">(Ge, Xu, and Ghahramani 2018)</w:t>
+        <w:rPr>
+          <w:vertAlign w:val="superscript"/>
+        </w:rPr>
+        <w:t xml:space="preserve">1</w:t>
       </w:r>
       <w:r>
         <w:t xml:space="preserve">. The translator identified 19 unique parameters and generated corresponding priors and likelihood terms. The plurality of targets (48%) use closed-form algebraic forward models; the remainder use structured model types including steady-state, batch accumulation, and first-order decay models (Table </w:t>
@@ -13292,14 +13695,6 @@
       </w:r>
     </w:p>
     <w:bookmarkStart w:id="76" w:name="tab:model-type-dist"/>
-    <w:p>
-      <w:pPr>
-        <w:pStyle w:val="TableCaption"/>
-      </w:pPr>
-      <w:r>
-        <w:t xml:space="preserve">Distribution of forward model types used in calibration submodels.</w:t>
-      </w:r>
-    </w:p>
     <w:tbl>
       <w:tblPr>
         <w:tblStyle w:val="Table"/>
@@ -13324,6 +13719,9 @@
               <w:jc w:val="left"/>
             </w:pPr>
             <w:r>
+              <w:rPr>
+                <w:b/>
+              </w:rPr>
               <w:t xml:space="preserve">Model Type</w:t>
             </w:r>
           </w:p>
@@ -13336,6 +13734,9 @@
               <w:jc w:val="center"/>
             </w:pPr>
             <w:r>
+              <w:rPr>
+                <w:b/>
+              </w:rPr>
               <w:t xml:space="preserve">Count</w:t>
             </w:r>
           </w:p>
@@ -13348,6 +13749,9 @@
               <w:jc w:val="center"/>
             </w:pPr>
             <w:r>
+              <w:rPr>
+                <w:b/>
+              </w:rPr>
               <w:t xml:space="preserve">%</w:t>
             </w:r>
           </w:p>
@@ -13662,6 +14066,26 @@
         </w:tc>
       </w:tr>
     </w:tbl>
+    <w:p>
+      <w:pPr>
+        <w:pStyle w:val="TableCaption"/>
+      </w:pPr>
+      <w:r>
+        <w:rPr>
+          <w:rFonts w:ascii="Arial" w:hAnsi="Arial"/>
+          <w:b/>
+          <w:sz w:val="20"/>
+        </w:rPr>
+        <w:t xml:space="preserve">Table 7. </w:t>
+      </w:r>
+      <w:r>
+        <w:rPr>
+          <w:rFonts w:ascii="Arial" w:hAnsi="Arial"/>
+          <w:sz w:val="20"/>
+        </w:rPr>
+        <w:t>Distribution of forward model types used in calibration submodels.</w:t>
+      </w:r>
+    </w:p>
     <w:bookmarkEnd w:id="76"/>
     <w:p>
       <w:pPr>
@@ -13671,10 +14095,10 @@
         <w:t xml:space="preserve">The generated script is self-contained, requiring only DifferentialEquations.jl, Turing.jl, and Distributions.jl</w:t>
       </w:r>
       <w:r>
-        <w:t xml:space="preserve"> </w:t>
-      </w:r>
-      <w:r>
-        <w:t xml:space="preserve">(Besançon et al. 2021)</w:t>
+        <w:rPr>
+          <w:vertAlign w:val="superscript"/>
+        </w:rPr>
+        <w:t xml:space="preserve">2</w:t>
       </w:r>
       <w:r>
         <w:t xml:space="preserve">. Each target contributes a simulate function, observed data constants, and a likelihood term. In this application, most targets constrain individual parameters through algebraic or structured forward models (steady-state, batch accumulation, first-order decay), with 11 parameters shared across multiple targets. The framework supports arbitrarily complex scenarios: multiple derivations constraining the same parameter, single targets constraining multiple parameters, and forward models involving ODEs that cannot be analytically inverted.</w:t>
@@ -13748,44 +14172,6 @@
       </w:r>
     </w:p>
     <w:bookmarkStart w:id="77" w:name="tab:convergence"/>
-    <w:p>
-      <w:pPr>
-        <w:pStyle w:val="TableCaption"/>
-      </w:pPr>
-      <w:r>
-        <w:t xml:space="preserve">Convergence diagnostics for MCMC sampling. All</w:t>
-      </w:r>
-      <w:r>
-        <w:t xml:space="preserve"> </w:t>
-      </w:r>
-      <m:oMath>
-        <m:acc>
-          <m:accPr>
-            <m:chr m:val="̂"/>
-          </m:accPr>
-          <m:e>
-            <m:r>
-              <m:t>R</m:t>
-            </m:r>
-          </m:e>
-        </m:acc>
-        <m:r>
-          <m:rPr>
-            <m:sty m:val="p"/>
-          </m:rPr>
-          <m:t>&lt;</m:t>
-        </m:r>
-        <m:r>
-          <m:t>1.01</m:t>
-        </m:r>
-      </m:oMath>
-      <w:r>
-        <w:t xml:space="preserve"> </w:t>
-      </w:r>
-      <w:r>
-        <w:t xml:space="preserve">indicates convergence.</w:t>
-      </w:r>
-    </w:p>
     <w:tbl>
       <w:tblPr>
         <w:tblStyle w:val="Table"/>
@@ -13811,6 +14197,9 @@
               <w:jc w:val="left"/>
             </w:pPr>
             <w:r>
+              <w:rPr>
+                <w:b/>
+              </w:rPr>
               <w:t xml:space="preserve">Parameter</w:t>
             </w:r>
           </w:p>
@@ -13844,6 +14233,9 @@
               <w:jc w:val="center"/>
             </w:pPr>
             <w:r>
+              <w:rPr>
+                <w:b/>
+              </w:rPr>
               <w:t xml:space="preserve">ESS (bulk)</w:t>
             </w:r>
           </w:p>
@@ -13856,6 +14248,9 @@
               <w:jc w:val="center"/>
             </w:pPr>
             <w:r>
+              <w:rPr>
+                <w:b/>
+              </w:rPr>
               <w:t xml:space="preserve">ESS (tail)</w:t>
             </w:r>
           </w:p>
@@ -14869,6 +15264,26 @@
         </w:tc>
       </w:tr>
     </w:tbl>
+    <w:p>
+      <w:pPr>
+        <w:pStyle w:val="TableCaption"/>
+      </w:pPr>
+      <w:r>
+        <w:rPr>
+          <w:rFonts w:ascii="Arial" w:hAnsi="Arial"/>
+          <w:b/>
+          <w:sz w:val="20"/>
+        </w:rPr>
+        <w:t xml:space="preserve">Table 8. </w:t>
+      </w:r>
+      <w:r>
+        <w:rPr>
+          <w:rFonts w:ascii="Arial" w:hAnsi="Arial"/>
+          <w:sz w:val="20"/>
+        </w:rPr>
+        <w:t>Convergence diagnostics for MCMC sampling. All</w:t>
+      </w:r>
+    </w:p>
     <w:bookmarkEnd w:id="77"/>
     <w:bookmarkEnd w:id="78"/>
     <w:bookmarkStart w:id="84" w:name="posterior-distributions"/>
@@ -14978,42 +15393,23 @@
         <w:pStyle w:val="ImageCaption"/>
       </w:pPr>
       <w:r>
-        <w:t xml:space="preserve">Posterior distributions from joint Bayesian inference. Gray shading shows the prior distribution; blue histogram and line show the posterior. Red lines indicate median (solid) and 90% credible interval bounds (dashed).</w:t>
+        <w:rPr>
+          <w:rFonts w:ascii="Arial" w:hAnsi="Arial"/>
+          <w:b/>
+          <w:sz w:val="20"/>
+        </w:rPr>
+        <w:t xml:space="preserve">Figure 5. </w:t>
+      </w:r>
+      <w:r>
+        <w:rPr>
+          <w:rFonts w:ascii="Arial" w:hAnsi="Arial"/>
+          <w:sz w:val="20"/>
+        </w:rPr>
+        <w:t>Posterior distributions from joint Bayesian inference. Gray shading shows the prior distribution; blue histogram and line show the posterior. Red lines indicate median (solid) and 90% credible interval bounds (dashed).</w:t>
       </w:r>
     </w:p>
     <w:bookmarkEnd w:id="82"/>
     <w:bookmarkStart w:id="83" w:name="tab:posteriors"/>
-    <w:p>
-      <w:pPr>
-        <w:pStyle w:val="TableCaption"/>
-      </w:pPr>
-      <w:r>
-        <w:t xml:space="preserve">Posterior parameter estimates from joint Bayesian inference. Credible intervals are 90% highest density intervals.</w:t>
-      </w:r>
-      <w:r>
-        <w:t xml:space="preserve"> </w:t>
-      </w:r>
-      <m:oMath>
-        <m:sSup>
-          <m:e>
-            <m:r>
-              <m:t>​</m:t>
-            </m:r>
-          </m:e>
-          <m:sup>
-            <m:r>
-              <m:rPr>
-                <m:sty m:val="p"/>
-              </m:rPr>
-              <m:t>†</m:t>
-            </m:r>
-          </m:sup>
-        </m:sSup>
-      </m:oMath>
-      <w:r>
-        <w:t xml:space="preserve">Auxiliary parameter introduced during extraction.</w:t>
-      </w:r>
-    </w:p>
     <w:tbl>
       <w:tblPr>
         <w:tblStyle w:val="Table"/>
@@ -15039,6 +15435,9 @@
               <w:jc w:val="left"/>
             </w:pPr>
             <w:r>
+              <w:rPr>
+                <w:b/>
+              </w:rPr>
               <w:t xml:space="preserve">Parameter</w:t>
             </w:r>
           </w:p>
@@ -15051,6 +15450,9 @@
               <w:jc w:val="center"/>
             </w:pPr>
             <w:r>
+              <w:rPr>
+                <w:b/>
+              </w:rPr>
               <w:t xml:space="preserve">Median</w:t>
             </w:r>
           </w:p>
@@ -15063,6 +15465,9 @@
               <w:jc w:val="center"/>
             </w:pPr>
             <w:r>
+              <w:rPr>
+                <w:b/>
+              </w:rPr>
               <w:t xml:space="preserve">90% CI</w:t>
             </w:r>
           </w:p>
@@ -15075,6 +15480,9 @@
               <w:jc w:val="center"/>
             </w:pPr>
             <w:r>
+              <w:rPr>
+                <w:b/>
+              </w:rPr>
               <w:t xml:space="preserve">Units</w:t>
             </w:r>
           </w:p>
@@ -16088,6 +16496,26 @@
         </w:tc>
       </w:tr>
     </w:tbl>
+    <w:p>
+      <w:pPr>
+        <w:pStyle w:val="TableCaption"/>
+      </w:pPr>
+      <w:r>
+        <w:rPr>
+          <w:rFonts w:ascii="Arial" w:hAnsi="Arial"/>
+          <w:b/>
+          <w:sz w:val="20"/>
+        </w:rPr>
+        <w:t xml:space="preserve">Table 9. </w:t>
+      </w:r>
+      <w:r>
+        <w:rPr>
+          <w:rFonts w:ascii="Arial" w:hAnsi="Arial"/>
+          <w:sz w:val="20"/>
+        </w:rPr>
+        <w:t>Posterior parameter estimates from joint Bayesian inference. Credible intervals are 90% highest density intervals.</w:t>
+      </w:r>
+    </w:p>
     <w:bookmarkEnd w:id="83"/>
     <w:p>
       <w:pPr>
@@ -16299,10 +16727,10 @@
         <w:t xml:space="preserve">Both schemas are implemented using Pydantic</w:t>
       </w:r>
       <w:r>
-        <w:t xml:space="preserve"> </w:t>
-      </w:r>
-      <w:r>
-        <w:t xml:space="preserve">(Colvin et al. 2025)</w:t>
+        <w:rPr>
+          <w:vertAlign w:val="superscript"/>
+        </w:rPr>
+        <w:t xml:space="preserve">3</w:t>
       </w:r>
       <w:r>
         <w:t xml:space="preserve">, a Python library for declarative data validation. Each schema component is defined as a Pydantic model with typed fields and constraints. When YAML is parsed, Pydantic validates all constraints automatically: required fields must be present, values must match declared types, enumerations must use allowed values, and cross-field constraints must be satisfied.</w:t>
@@ -16763,7 +17191,7 @@
       </w:r>
     </w:p>
     <w:bookmarkEnd w:id="89"/>
-    <w:bookmarkStart w:id="123" w:name="sec:detailed-comparison"/>
+    <w:bookmarkStart w:id="90" w:name="sec:detailed-comparison"/>
     <w:p>
       <w:pPr>
         <w:pStyle w:val="Heading1"/>
@@ -16789,10 +17217,10 @@
         <w:t xml:space="preserve">General-purpose biomedical extraction frameworks like LLM-IE</w:t>
       </w:r>
       <w:r>
-        <w:t xml:space="preserve"> </w:t>
-      </w:r>
-      <w:r>
-        <w:t xml:space="preserve">(Hsu and Roberts 2025)</w:t>
+        <w:rPr>
+          <w:vertAlign w:val="superscript"/>
+        </w:rPr>
+        <w:t xml:space="preserve">4</w:t>
       </w:r>
       <w:r>
         <w:t xml:space="preserve"> </w:t>
@@ -16801,10 +17229,10 @@
         <w:t xml:space="preserve">provide building blocks for named entity recognition and relation extraction, but do not address the downstream requirements of QSP calibration: uncertainty quantification, forward model specification, and code generation for inference. Interactive systems like SciDaSynth</w:t>
       </w:r>
       <w:r>
-        <w:t xml:space="preserve"> </w:t>
-      </w:r>
-      <w:r>
-        <w:t xml:space="preserve">(Wang et al. 2025)</w:t>
+        <w:rPr>
+          <w:vertAlign w:val="superscript"/>
+        </w:rPr>
+        <w:t xml:space="preserve">5</w:t>
       </w:r>
       <w:r>
         <w:t xml:space="preserve"> </w:t>
@@ -16813,10 +17241,10 @@
         <w:t xml:space="preserve">support structured data extraction with human-in-the-loop refinement, but focus on tabular output rather than the hierarchical schema needed for QSP model calibration. QSP-Copilot</w:t>
       </w:r>
       <w:r>
-        <w:t xml:space="preserve"> </w:t>
-      </w:r>
-      <w:r>
-        <w:t xml:space="preserve">(Saini and Farnoud 2025)</w:t>
+        <w:rPr>
+          <w:vertAlign w:val="superscript"/>
+        </w:rPr>
+        <w:t xml:space="preserve">6</w:t>
       </w:r>
       <w:r>
         <w:t xml:space="preserve"> </w:t>
@@ -16833,19 +17261,19 @@
         <w:t xml:space="preserve">The validation approach in MAPLE draws on established strategies for hallucination detection. Requiring extracted values to appear in quoted source text is analogous to the grounding strategies used in retrieval-augmented generation</w:t>
       </w:r>
       <w:r>
-        <w:t xml:space="preserve"> </w:t>
-      </w:r>
-      <w:r>
-        <w:t xml:space="preserve">(Li et al. 2025)</w:t>
+        <w:rPr>
+          <w:vertAlign w:val="superscript"/>
+        </w:rPr>
+        <w:t xml:space="preserve">7</w:t>
       </w:r>
       <w:r>
         <w:t xml:space="preserve">, where LLM outputs are verified against retrieved documents. The schema-based validation enforces structural constraints similar to those in constrained decoding and structured output systems, where JSON schemas guide LLM generation toward valid output</w:t>
       </w:r>
       <w:r>
-        <w:t xml:space="preserve"> </w:t>
-      </w:r>
-      <w:r>
-        <w:t xml:space="preserve">(Geng et al. 2025)</w:t>
+        <w:rPr>
+          <w:vertAlign w:val="superscript"/>
+        </w:rPr>
+        <w:t xml:space="preserve">8</w:t>
       </w:r>
       <w:r>
         <w:t xml:space="preserve">. The key contribution is combining these strategies with domain-specific validators (DOI resolution, unit parsing, code execution) in a framework tailored to quantitative scientific extraction.</w:t>
@@ -16859,10 +17287,10 @@
         <w:t xml:space="preserve">Recent work on knowledge graph construction from biomedical literature</w:t>
       </w:r>
       <w:r>
-        <w:t xml:space="preserve"> </w:t>
-      </w:r>
-      <w:r>
-        <w:t xml:space="preserve">(He et al. 2026; Gao et al. 2024)</w:t>
+        <w:rPr>
+          <w:vertAlign w:val="superscript"/>
+        </w:rPr>
+        <w:t xml:space="preserve">9,10</w:t>
       </w:r>
       <w:r>
         <w:t xml:space="preserve"> </w:t>
@@ -16879,19 +17307,19 @@
         <w:t xml:space="preserve">The IQ Consortium has outlined best practices for AI/ML in quantitative modeling, including the use of NLP for knowledge extraction from biomedical literature</w:t>
       </w:r>
       <w:r>
-        <w:t xml:space="preserve"> </w:t>
-      </w:r>
-      <w:r>
-        <w:t xml:space="preserve">(Terranova et al. 2024)</w:t>
+        <w:rPr>
+          <w:vertAlign w:val="superscript"/>
+        </w:rPr>
+        <w:t xml:space="preserve">11</w:t>
       </w:r>
       <w:r>
         <w:t xml:space="preserve">. They emphasize explainability, human-in-the-loop oversight, and consideration of context of use. MAPLE aligns with these principles: the schema documents reasoning and provenance, validators catch errors before human review, and the generated code is transparent and modifiable. The growing interest in coupling QSP with machine learning</w:t>
       </w:r>
       <w:r>
-        <w:t xml:space="preserve"> </w:t>
-      </w:r>
-      <w:r>
-        <w:t xml:space="preserve">(Folguera-Blasco et al. 2024; Pawłowski et al. 2024; Goryanin, Goryanin, and Demin 2025; Androulakis, Cucurull-Sanchez, et al. 2025)</w:t>
+        <w:rPr>
+          <w:vertAlign w:val="superscript"/>
+        </w:rPr>
+        <w:t xml:space="preserve">12–15</w:t>
       </w:r>
       <w:r>
         <w:t xml:space="preserve"> </w:t>
@@ -16900,35 +17328,81 @@
         <w:t xml:space="preserve">suggests that hybrid approaches combining mechanistic modeling with data-driven methods will become increasingly important; automated literature extraction is one component of this broader integration. Recent work has also explored using LLMs directly as tools for comparing and synthesizing perspectives on QSP methodology</w:t>
       </w:r>
       <w:r>
-        <w:t xml:space="preserve"> </w:t>
-      </w:r>
-      <w:r>
-        <w:t xml:space="preserve">(Androulakis, Cheng, et al. 2025)</w:t>
+        <w:rPr>
+          <w:vertAlign w:val="superscript"/>
+        </w:rPr>
+        <w:t xml:space="preserve">16</w:t>
       </w:r>
       <w:r>
         <w:t xml:space="preserve">. While we evaluate MAPLE on a QSP model, the approach is not limited to pharmacology: any parameter-rich mechanistic model that draws calibration data from literature (e.g., systems biology signaling networks, physiologically-based models) could benefit from structured extraction with validation.</w:t>
       </w:r>
     </w:p>
-    <w:bookmarkStart w:id="122" w:name="refs"/>
-    <w:bookmarkStart w:id="91" w:name="X8c415a993717a716f25d3c033f922e736091439"/>
+    <w:bookmarkEnd w:id="90"/>
+    <w:bookmarkStart w:id="128" w:name="bibliography"/>
+    <w:p>
+      <w:pPr>
+        <w:pStyle w:val="Heading1"/>
+      </w:pPr>
+      <w:r>
+        <w:t xml:space="preserve">References</w:t>
+      </w:r>
+    </w:p>
+    <w:bookmarkStart w:id="127" w:name="refs"/>
+    <w:bookmarkStart w:id="92" w:name="ref-geTuringLanguageFlexible2018"/>
     <w:p>
       <w:pPr>
         <w:pStyle w:val="Bibliography"/>
       </w:pPr>
       <w:r>
-        <w:t xml:space="preserve">Androulakis, Ioannis P., Limei Cheng, Carolyn R. Cho, and Tongli Zhang. 2025.</w:t>
-      </w:r>
-      <w:r>
-        <w:t xml:space="preserve"> </w:t>
-      </w:r>
-      <w:r>
-        <w:t xml:space="preserve">“Leveraging Large Language Models to Compare Perspectives on Integrating</w:t>
-      </w:r>
-      <w:r>
-        <w:t xml:space="preserve"> </w:t>
-      </w:r>
-      <w:r>
-        <w:t xml:space="preserve">QSP</w:t>
+        <w:t xml:space="preserve">1.</w:t>
+      </w:r>
+      <w:r>
+        <w:t xml:space="preserve"> </w:t>
+      </w:r>
+      <w:r>
+        <w:t xml:space="preserve">	</w:t>
+      </w:r>
+      <w:r>
+        <w:t xml:space="preserve">Ge H, Xu K, Ghahramani Z. Turing:</w:t>
+      </w:r>
+      <w:r>
+        <w:t xml:space="preserve"> </w:t>
+      </w:r>
+      <w:r>
+        <w:t xml:space="preserve">A Language</w:t>
+      </w:r>
+      <w:r>
+        <w:t xml:space="preserve"> </w:t>
+      </w:r>
+      <w:r>
+        <w:t xml:space="preserve">for</w:t>
+      </w:r>
+      <w:r>
+        <w:t xml:space="preserve"> </w:t>
+      </w:r>
+      <w:r>
+        <w:t xml:space="preserve">Flexible Probabilistic Inference</w:t>
+      </w:r>
+      <w:r>
+        <w:t xml:space="preserve">. In: Proceedings of the</w:t>
+      </w:r>
+      <w:r>
+        <w:t xml:space="preserve"> </w:t>
+      </w:r>
+      <w:r>
+        <w:t xml:space="preserve">Twenty-First International Conference</w:t>
+      </w:r>
+      <w:r>
+        <w:t xml:space="preserve"> </w:t>
+      </w:r>
+      <w:r>
+        <w:t xml:space="preserve">on</w:t>
+      </w:r>
+      <w:r>
+        <w:t xml:space="preserve"> </w:t>
+      </w:r>
+      <w:r>
+        <w:t xml:space="preserve">Artificial Intelligence</w:t>
       </w:r>
       <w:r>
         <w:t xml:space="preserve"> </w:t>
@@ -16940,177 +17414,87 @@
         <w:t xml:space="preserve"> </w:t>
       </w:r>
       <w:r>
-        <w:t xml:space="preserve">AI</w:t>
-      </w:r>
-      <w:r>
-        <w:t xml:space="preserve">/</w:t>
-      </w:r>
-      <w:r>
-        <w:t xml:space="preserve">ML</w:t>
-      </w:r>
-      <w:r>
-        <w:t xml:space="preserve">.”</w:t>
-      </w:r>
-      <w:r>
-        <w:t xml:space="preserve"> </w:t>
-      </w:r>
-      <w:r>
-        <w:rPr>
-          <w:i/>
-          <w:iCs/>
-        </w:rPr>
-        <w:t xml:space="preserve">Journal of Pharmacokinetics and Pharmacodynamics</w:t>
-      </w:r>
-      <w:r>
-        <w:t xml:space="preserve"> </w:t>
-      </w:r>
-      <w:r>
-        <w:t xml:space="preserve">52 (3): 29.</w:t>
-      </w:r>
-      <w:r>
-        <w:t xml:space="preserve"> </w:t>
-      </w:r>
-      <w:hyperlink r:id="rId90">
+        <w:t xml:space="preserve">Statistics</w:t>
+      </w:r>
+      <w:r>
+        <w:t xml:space="preserve"> </w:t>
+      </w:r>
+      <w:r>
+        <w:t xml:space="preserve">[Internet]. PMLR; 2018 [cited 2026 Jan 20]. p. 1682–90. Available from:</w:t>
+      </w:r>
+      <w:r>
+        <w:t xml:space="preserve"> </w:t>
+      </w:r>
+      <w:hyperlink r:id="rId91">
         <w:r>
           <w:rPr>
             <w:rStyle w:val="Hyperlink"/>
           </w:rPr>
-          <w:t xml:space="preserve">https://doi.org/10.1007/s10928-025-09976-5</w:t>
+          <w:t xml:space="preserve">https://proceedings.mlr.press/v84/ge18b.html</w:t>
         </w:r>
       </w:hyperlink>
-      <w:r>
-        <w:t xml:space="preserve">.</w:t>
-      </w:r>
-    </w:p>
-    <w:bookmarkEnd w:id="91"/>
-    <w:bookmarkStart w:id="93" w:name="ref-androulakisDawnNewEra2025"/>
+    </w:p>
+    <w:bookmarkEnd w:id="92"/>
+    <w:bookmarkStart w:id="94" w:name="ref-JSSv098i16"/>
     <w:p>
       <w:pPr>
         <w:pStyle w:val="Bibliography"/>
       </w:pPr>
       <w:r>
-        <w:t xml:space="preserve">Androulakis, Ioannis P., Lourdes Cucurull-Sanchez, Anna Kondic, Krina Mehta, Cesar Pichardo, Meghan Pryor, and Marissa Renardy. 2025.</w:t>
-      </w:r>
-      <w:r>
-        <w:t xml:space="preserve"> </w:t>
-      </w:r>
-      <w:r>
-        <w:t xml:space="preserve">“The Dawn of a New Era: Can Machine Learning and Large Language Models Reshape</w:t>
-      </w:r>
-      <w:r>
-        <w:t xml:space="preserve"> </w:t>
-      </w:r>
-      <w:r>
-        <w:t xml:space="preserve">QSP</w:t>
-      </w:r>
-      <w:r>
-        <w:t xml:space="preserve"> </w:t>
-      </w:r>
-      <w:r>
-        <w:t xml:space="preserve">Modeling?”</w:t>
-      </w:r>
-      <w:r>
-        <w:t xml:space="preserve"> </w:t>
-      </w:r>
-      <w:r>
-        <w:rPr>
-          <w:i/>
-          <w:iCs/>
-        </w:rPr>
-        <w:t xml:space="preserve">Journal of Pharmacokinetics and Pharmacodynamics</w:t>
-      </w:r>
-      <w:r>
-        <w:t xml:space="preserve"> </w:t>
-      </w:r>
-      <w:r>
-        <w:t xml:space="preserve">52 (4): 36.</w:t>
-      </w:r>
-      <w:r>
-        <w:t xml:space="preserve"> </w:t>
-      </w:r>
-      <w:hyperlink r:id="rId92">
+        <w:t xml:space="preserve">2.</w:t>
+      </w:r>
+      <w:r>
+        <w:t xml:space="preserve"> </w:t>
+      </w:r>
+      <w:r>
+        <w:t xml:space="preserve">	</w:t>
+      </w:r>
+      <w:r>
+        <w:t xml:space="preserve">Besançon M, Papamarkou T, Anthoff D, Arslan A, Byrne S, Lin D, et al. Distributions.jl: Definition and modeling of probability distributions in the JuliaStats ecosystem. Journal of Statistical Software. 2021;98(16):1–30. doi:</w:t>
+      </w:r>
+      <w:hyperlink r:id="rId93">
         <w:r>
           <w:rPr>
             <w:rStyle w:val="Hyperlink"/>
           </w:rPr>
-          <w:t xml:space="preserve">https://doi.org/10.1007/s10928-025-09984-5</w:t>
+          <w:t xml:space="preserve">10.18637/jss.v098.i16</w:t>
         </w:r>
       </w:hyperlink>
-      <w:r>
-        <w:t xml:space="preserve">.</w:t>
-      </w:r>
-    </w:p>
-    <w:bookmarkEnd w:id="93"/>
-    <w:bookmarkStart w:id="95" w:name="ref-JSSv098i16"/>
+    </w:p>
+    <w:bookmarkEnd w:id="94"/>
+    <w:bookmarkStart w:id="96" w:name="ref-Colvin_Pydantic_Validation_2025"/>
     <w:p>
       <w:pPr>
         <w:pStyle w:val="Bibliography"/>
       </w:pPr>
       <w:r>
-        <w:t xml:space="preserve">Besançon, Mathieu, Theodore Papamarkou, David Anthoff, Alex Arslan, Simon Byrne, Dahua Lin, and John Pearson. 2021.</w:t>
-      </w:r>
-      <w:r>
-        <w:t xml:space="preserve"> </w:t>
-      </w:r>
-      <w:r>
-        <w:t xml:space="preserve">“Distributions.jl: Definition and Modeling of Probability Distributions in the JuliaStats Ecosystem.”</w:t>
-      </w:r>
-      <w:r>
-        <w:t xml:space="preserve"> </w:t>
-      </w:r>
-      <w:r>
-        <w:rPr>
-          <w:i/>
-          <w:iCs/>
-        </w:rPr>
-        <w:t xml:space="preserve">Journal of Statistical Software</w:t>
-      </w:r>
-      <w:r>
-        <w:t xml:space="preserve"> </w:t>
-      </w:r>
-      <w:r>
-        <w:t xml:space="preserve">98 (16): 1–30.</w:t>
-      </w:r>
-      <w:r>
-        <w:t xml:space="preserve"> </w:t>
-      </w:r>
-      <w:hyperlink r:id="rId94">
-        <w:r>
-          <w:rPr>
-            <w:rStyle w:val="Hyperlink"/>
-          </w:rPr>
-          <w:t xml:space="preserve">https://doi.org/10.18637/jss.v098.i16</w:t>
-        </w:r>
-      </w:hyperlink>
-      <w:r>
-        <w:t xml:space="preserve">.</w:t>
-      </w:r>
-    </w:p>
-    <w:bookmarkEnd w:id="95"/>
-    <w:bookmarkStart w:id="97" w:name="ref-Colvin_Pydantic_Validation_2025"/>
-    <w:p>
-      <w:pPr>
-        <w:pStyle w:val="Bibliography"/>
-      </w:pPr>
-      <w:r>
-        <w:t xml:space="preserve">Colvin, Samuel, Eric Jolibois, Hasan Ramezani, Adrian Garcia Badaracco, Terrence Dorsey, David Montague, Serge Matveenko, et al. 2025.</w:t>
-      </w:r>
-      <w:r>
-        <w:t xml:space="preserve"> </w:t>
-      </w:r>
-      <w:r>
-        <w:t xml:space="preserve">“</w:t>
+        <w:t xml:space="preserve">3.</w:t>
+      </w:r>
+      <w:r>
+        <w:t xml:space="preserve"> </w:t>
+      </w:r>
+      <w:r>
+        <w:t xml:space="preserve">	</w:t>
+      </w:r>
+      <w:r>
+        <w:t xml:space="preserve">Colvin S, Jolibois E, Ramezani H, Garcia Badaracco A, Dorsey T, Montague D, et al.</w:t>
+      </w:r>
+      <w:r>
+        <w:t xml:space="preserve"> </w:t>
       </w:r>
       <w:r>
         <w:t xml:space="preserve">Pydantic Validation</w:t>
       </w:r>
       <w:r>
-        <w:t xml:space="preserve">.”</w:t>
-      </w:r>
-      <w:r>
-        <w:t xml:space="preserve"> </w:t>
-      </w:r>
-      <w:hyperlink r:id="rId96">
+        <w:t xml:space="preserve"> </w:t>
+      </w:r>
+      <w:r>
+        <w:t xml:space="preserve">[Internet]. 2025. Available from:</w:t>
+      </w:r>
+      <w:r>
+        <w:t xml:space="preserve"> </w:t>
+      </w:r>
+      <w:hyperlink r:id="rId95">
         <w:r>
           <w:rPr>
             <w:rStyle w:val="Hyperlink"/>
@@ -17118,155 +17502,120 @@
           <w:t xml:space="preserve">https://github.com/pydantic/pydantic</w:t>
         </w:r>
       </w:hyperlink>
-      <w:r>
-        <w:t xml:space="preserve">.</w:t>
-      </w:r>
-    </w:p>
-    <w:bookmarkEnd w:id="97"/>
-    <w:bookmarkStart w:id="99" w:name="X1c5a4f9ad3f5411cd43e369d851a1c31e3b802b"/>
+    </w:p>
+    <w:bookmarkEnd w:id="96"/>
+    <w:bookmarkStart w:id="98" w:name="ref-hsuLLMIEPythonPackage2025"/>
     <w:p>
       <w:pPr>
         <w:pStyle w:val="Bibliography"/>
       </w:pPr>
       <w:r>
-        <w:t xml:space="preserve">Folguera-Blasco, Núria, Florencia A. T. Boshier, Aydar Uatay, Cesar Pichardo-Almarza, Massimo Lai, Jacopo Biasetti, Richard Dearden, Megan Gibbs, and Holly Kimko. 2024.</w:t>
-      </w:r>
-      <w:r>
-        <w:t xml:space="preserve"> </w:t>
-      </w:r>
-      <w:r>
-        <w:t xml:space="preserve">“Coupling Quantitative Systems Pharmacology Modelling to Machine Learning and Artificial Intelligence for Drug Development: Its</w:t>
-      </w:r>
-      <w:r>
-        <w:t xml:space="preserve"> </w:t>
-      </w:r>
-      <w:r>
-        <w:t xml:space="preserve">pAIns</w:t>
-      </w:r>
-      <w:r>
-        <w:t xml:space="preserve"> </w:t>
-      </w:r>
-      <w:r>
-        <w:t xml:space="preserve">and</w:t>
-      </w:r>
-      <w:r>
-        <w:t xml:space="preserve"> </w:t>
-      </w:r>
-      <w:r>
-        <w:t xml:space="preserve">gAIns</w:t>
-      </w:r>
-      <w:r>
-        <w:t xml:space="preserve">.”</w:t>
-      </w:r>
-      <w:r>
-        <w:t xml:space="preserve"> </w:t>
-      </w:r>
-      <w:r>
-        <w:rPr>
-          <w:i/>
-          <w:iCs/>
-        </w:rPr>
-        <w:t xml:space="preserve">Frontiers in Systems Biology</w:t>
-      </w:r>
-      <w:r>
-        <w:t xml:space="preserve"> </w:t>
-      </w:r>
-      <w:r>
-        <w:t xml:space="preserve">4 (July).</w:t>
-      </w:r>
-      <w:r>
-        <w:t xml:space="preserve"> </w:t>
-      </w:r>
-      <w:hyperlink r:id="rId98">
+        <w:t xml:space="preserve">4.</w:t>
+      </w:r>
+      <w:r>
+        <w:t xml:space="preserve"> </w:t>
+      </w:r>
+      <w:r>
+        <w:t xml:space="preserve">	</w:t>
+      </w:r>
+      <w:r>
+        <w:t xml:space="preserve">Hsu E, Roberts K.</w:t>
+      </w:r>
+      <w:r>
+        <w:t xml:space="preserve"> </w:t>
+      </w:r>
+      <w:r>
+        <w:t xml:space="preserve">LLM-IE</w:t>
+      </w:r>
+      <w:r>
+        <w:t xml:space="preserve">: A python package for biomedical generative information extraction with large language models. JAMIA Open. 2025 Apr;8(2):ooaf012. doi:</w:t>
+      </w:r>
+      <w:hyperlink r:id="rId97">
         <w:r>
           <w:rPr>
             <w:rStyle w:val="Hyperlink"/>
           </w:rPr>
-          <w:t xml:space="preserve">https://doi.org/10.3389/fsysb.2024.1380685</w:t>
+          <w:t xml:space="preserve">10.1093/jamiaopen/ooaf012</w:t>
         </w:r>
       </w:hyperlink>
-      <w:r>
-        <w:t xml:space="preserve">.</w:t>
-      </w:r>
-    </w:p>
-    <w:bookmarkEnd w:id="99"/>
-    <w:bookmarkStart w:id="101" w:name="ref-gaoJointExtractionEntity2024"/>
+    </w:p>
+    <w:bookmarkEnd w:id="98"/>
+    <w:bookmarkStart w:id="100" w:name="X80b850b1fae475c21ff68b6cd4ad6c287df98b4"/>
     <w:p>
       <w:pPr>
         <w:pStyle w:val="Bibliography"/>
       </w:pPr>
       <w:r>
-        <w:t xml:space="preserve">Gao, Ting, Xue Zhai, Chuan Yang, Linlin Lv, and Han Wang. 2024.</w:t>
-      </w:r>
-      <w:r>
-        <w:t xml:space="preserve"> </w:t>
-      </w:r>
-      <w:r>
-        <w:t xml:space="preserve">“Joint Extraction of Entity and Relation Based on Fine-Tuning</w:t>
-      </w:r>
-      <w:r>
-        <w:t xml:space="preserve"> </w:t>
-      </w:r>
-      <w:r>
-        <w:t xml:space="preserve">BERT</w:t>
-      </w:r>
-      <w:r>
-        <w:t xml:space="preserve"> </w:t>
-      </w:r>
-      <w:r>
-        <w:t xml:space="preserve">for Long Biomedical Literatures.”</w:t>
-      </w:r>
-      <w:r>
-        <w:t xml:space="preserve"> </w:t>
-      </w:r>
-      <w:r>
-        <w:rPr>
-          <w:i/>
-          <w:iCs/>
-        </w:rPr>
-        <w:t xml:space="preserve">Bioinformatics Advances</w:t>
-      </w:r>
-      <w:r>
-        <w:t xml:space="preserve"> </w:t>
-      </w:r>
-      <w:r>
-        <w:t xml:space="preserve">4 (1): vbae194.</w:t>
-      </w:r>
-      <w:r>
-        <w:t xml:space="preserve"> </w:t>
-      </w:r>
-      <w:hyperlink r:id="rId100">
+        <w:t xml:space="preserve">5.</w:t>
+      </w:r>
+      <w:r>
+        <w:t xml:space="preserve"> </w:t>
+      </w:r>
+      <w:r>
+        <w:t xml:space="preserve">	</w:t>
+      </w:r>
+      <w:r>
+        <w:t xml:space="preserve">Wang X, Huey SL, Sheng R, Mehta S, Wang F.</w:t>
+      </w:r>
+      <w:r>
+        <w:t xml:space="preserve"> </w:t>
+      </w:r>
+      <w:r>
+        <w:t xml:space="preserve">SciDaSynth</w:t>
+      </w:r>
+      <w:r>
+        <w:t xml:space="preserve">:</w:t>
+      </w:r>
+      <w:r>
+        <w:t xml:space="preserve"> </w:t>
+      </w:r>
+      <w:r>
+        <w:t xml:space="preserve">Interactive Structured Data Extraction From Scientific Literature With Large Language Model</w:t>
+      </w:r>
+      <w:r>
+        <w:t xml:space="preserve">. Campbell Systematic Reviews. 2025;21(4):e70073. doi:</w:t>
+      </w:r>
+      <w:hyperlink r:id="rId99">
         <w:r>
           <w:rPr>
             <w:rStyle w:val="Hyperlink"/>
           </w:rPr>
-          <w:t xml:space="preserve">https://doi.org/10.1093/bioadv/vbae194</w:t>
+          <w:t xml:space="preserve">10.1002/cl2.70073</w:t>
         </w:r>
       </w:hyperlink>
-      <w:r>
-        <w:t xml:space="preserve">.</w:t>
-      </w:r>
-    </w:p>
-    <w:bookmarkEnd w:id="101"/>
-    <w:bookmarkStart w:id="103" w:name="ref-geTuringLanguageFlexible2018"/>
+    </w:p>
+    <w:bookmarkEnd w:id="100"/>
+    <w:bookmarkStart w:id="102" w:name="X1029472ca037a74b06f54723d7b391db09d7c53"/>
     <w:p>
       <w:pPr>
         <w:pStyle w:val="Bibliography"/>
       </w:pPr>
       <w:r>
-        <w:t xml:space="preserve">Ge, Hong, Kai Xu, and Zoubin Ghahramani. 2018.</w:t>
-      </w:r>
-      <w:r>
-        <w:t xml:space="preserve"> </w:t>
-      </w:r>
-      <w:r>
-        <w:t xml:space="preserve">“Turing:</w:t>
-      </w:r>
-      <w:r>
-        <w:t xml:space="preserve"> </w:t>
-      </w:r>
-      <w:r>
-        <w:t xml:space="preserve">A Language</w:t>
+        <w:t xml:space="preserve">6.</w:t>
+      </w:r>
+      <w:r>
+        <w:t xml:space="preserve"> </w:t>
+      </w:r>
+      <w:r>
+        <w:t xml:space="preserve">	</w:t>
+      </w:r>
+      <w:r>
+        <w:t xml:space="preserve">Saini A, Farnoud A.</w:t>
+      </w:r>
+      <w:r>
+        <w:t xml:space="preserve"> </w:t>
+      </w:r>
+      <w:r>
+        <w:t xml:space="preserve">QSP-Copilot</w:t>
+      </w:r>
+      <w:r>
+        <w:t xml:space="preserve">:</w:t>
+      </w:r>
+      <w:r>
+        <w:t xml:space="preserve"> </w:t>
+      </w:r>
+      <w:r>
+        <w:t xml:space="preserve">An AI-Augmented Platform</w:t>
       </w:r>
       <w:r>
         <w:t xml:space="preserve"> </w:t>
@@ -17278,254 +17627,204 @@
         <w:t xml:space="preserve"> </w:t>
       </w:r>
       <w:r>
-        <w:t xml:space="preserve">Flexible Probabilistic Inference</w:t>
-      </w:r>
-      <w:r>
-        <w:t xml:space="preserve">.”</w:t>
-      </w:r>
-      <w:r>
-        <w:t xml:space="preserve"> </w:t>
-      </w:r>
-      <w:r>
-        <w:t xml:space="preserve">In</w:t>
-      </w:r>
-      <w:r>
-        <w:t xml:space="preserve"> </w:t>
-      </w:r>
-      <w:r>
-        <w:rPr>
-          <w:i/>
-          <w:iCs/>
-        </w:rPr>
-        <w:t xml:space="preserve">Proceedings of the</w:t>
-      </w:r>
-      <w:r>
-        <w:rPr>
-          <w:i/>
-          <w:iCs/>
-        </w:rPr>
-        <w:t xml:space="preserve"> </w:t>
-      </w:r>
-      <w:r>
-        <w:rPr>
-          <w:i/>
-          <w:iCs/>
-        </w:rPr>
-        <w:t xml:space="preserve">Twenty-First International Conference</w:t>
-      </w:r>
-      <w:r>
-        <w:rPr>
-          <w:i/>
-          <w:iCs/>
-        </w:rPr>
-        <w:t xml:space="preserve"> </w:t>
-      </w:r>
-      <w:r>
-        <w:rPr>
-          <w:i/>
-          <w:iCs/>
-        </w:rPr>
-        <w:t xml:space="preserve">on</w:t>
-      </w:r>
-      <w:r>
-        <w:rPr>
-          <w:i/>
-          <w:iCs/>
-        </w:rPr>
-        <w:t xml:space="preserve"> </w:t>
-      </w:r>
-      <w:r>
-        <w:rPr>
-          <w:i/>
-          <w:iCs/>
-        </w:rPr>
-        <w:t xml:space="preserve">Artificial Intelligence</w:t>
-      </w:r>
-      <w:r>
-        <w:rPr>
-          <w:i/>
-          <w:iCs/>
-        </w:rPr>
-        <w:t xml:space="preserve"> </w:t>
-      </w:r>
-      <w:r>
-        <w:rPr>
-          <w:i/>
-          <w:iCs/>
-        </w:rPr>
-        <w:t xml:space="preserve">and</w:t>
-      </w:r>
-      <w:r>
-        <w:rPr>
-          <w:i/>
-          <w:iCs/>
-        </w:rPr>
-        <w:t xml:space="preserve"> </w:t>
-      </w:r>
-      <w:r>
-        <w:rPr>
-          <w:i/>
-          <w:iCs/>
-        </w:rPr>
-        <w:t xml:space="preserve">Statistics</w:t>
-      </w:r>
-      <w:r>
-        <w:t xml:space="preserve">, 1682–90. PMLR.</w:t>
-      </w:r>
-      <w:r>
-        <w:t xml:space="preserve"> </w:t>
-      </w:r>
-      <w:hyperlink r:id="rId102">
+        <w:t xml:space="preserve">Accelerating Quantitative Systems Pharmacology Model Development</w:t>
+      </w:r>
+      <w:r>
+        <w:t xml:space="preserve">. CPT: Pharmacometrics &amp; Systems Pharmacology. 2025;14(11):1775–86. doi:</w:t>
+      </w:r>
+      <w:hyperlink r:id="rId101">
         <w:r>
           <w:rPr>
             <w:rStyle w:val="Hyperlink"/>
           </w:rPr>
-          <w:t xml:space="preserve">https://proceedings.mlr.press/v84/ge18b.html</w:t>
+          <w:t xml:space="preserve">10.1002/psp4.70127</w:t>
         </w:r>
       </w:hyperlink>
-      <w:r>
-        <w:t xml:space="preserve">.</w:t>
-      </w:r>
-    </w:p>
-    <w:bookmarkEnd w:id="103"/>
-    <w:bookmarkStart w:id="105" w:name="ref-gengJSONSchemaBenchRigorous2025"/>
+    </w:p>
+    <w:bookmarkEnd w:id="102"/>
+    <w:bookmarkStart w:id="105" w:name="ref-liMitigatingHallucinationLarge2025"/>
     <w:p>
       <w:pPr>
         <w:pStyle w:val="Bibliography"/>
       </w:pPr>
       <w:r>
-        <w:t xml:space="preserve">Geng, Saibo, Hudson Cooper, Michał Moskal, Samuel Jenkins, Julian Berman, Nathan Ranchin, Robert West, Eric Horvitz, and Harsha Nori. 2025.</w:t>
-      </w:r>
-      <w:r>
-        <w:t xml:space="preserve"> </w:t>
-      </w:r>
-      <w:r>
-        <w:t xml:space="preserve">“</w:t>
-      </w:r>
-      <w:r>
-        <w:t xml:space="preserve">JSONSchemaBench</w:t>
-      </w:r>
-      <w:r>
-        <w:t xml:space="preserve">:</w:t>
-      </w:r>
-      <w:r>
-        <w:t xml:space="preserve"> </w:t>
-      </w:r>
-      <w:r>
-        <w:t xml:space="preserve">A Rigorous Benchmark</w:t>
-      </w:r>
-      <w:r>
-        <w:t xml:space="preserve"> </w:t>
-      </w:r>
-      <w:r>
-        <w:t xml:space="preserve">of</w:t>
-      </w:r>
-      <w:r>
-        <w:t xml:space="preserve"> </w:t>
-      </w:r>
-      <w:r>
-        <w:t xml:space="preserve">Structured Outputs</w:t>
-      </w:r>
-      <w:r>
-        <w:t xml:space="preserve"> </w:t>
-      </w:r>
-      <w:r>
-        <w:t xml:space="preserve">for</w:t>
-      </w:r>
-      <w:r>
-        <w:t xml:space="preserve"> </w:t>
-      </w:r>
-      <w:r>
-        <w:t xml:space="preserve">Language Models</w:t>
-      </w:r>
-      <w:r>
-        <w:t xml:space="preserve">.”</w:t>
-      </w:r>
-      <w:r>
-        <w:t xml:space="preserve"> </w:t>
-      </w:r>
-      <w:r>
-        <w:rPr>
-          <w:i/>
-          <w:iCs/>
-        </w:rPr>
-        <w:t xml:space="preserve">arXiv Preprint arXiv:2501.10868</w:t>
-      </w:r>
-      <w:r>
-        <w:t xml:space="preserve">, February.</w:t>
-      </w:r>
-      <w:r>
-        <w:t xml:space="preserve"> </w:t>
+        <w:t xml:space="preserve">7.</w:t>
+      </w:r>
+      <w:r>
+        <w:t xml:space="preserve"> </w:t>
+      </w:r>
+      <w:r>
+        <w:t xml:space="preserve">	</w:t>
+      </w:r>
+      <w:r>
+        <w:t xml:space="preserve">Li Y, Fu X, Verma G, Buitelaar P, Liu M. Mitigating</w:t>
+      </w:r>
+      <w:r>
+        <w:t xml:space="preserve"> </w:t>
+      </w:r>
+      <w:r>
+        <w:t xml:space="preserve">Hallucination</w:t>
+      </w:r>
+      <w:r>
+        <w:t xml:space="preserve"> </w:t>
+      </w:r>
+      <w:r>
+        <w:t xml:space="preserve">in</w:t>
+      </w:r>
+      <w:r>
+        <w:t xml:space="preserve"> </w:t>
+      </w:r>
+      <w:r>
+        <w:t xml:space="preserve">Large Language Models</w:t>
+      </w:r>
+      <w:r>
+        <w:t xml:space="preserve"> </w:t>
+      </w:r>
+      <w:r>
+        <w:t xml:space="preserve">(</w:t>
+      </w:r>
+      <w:r>
+        <w:t xml:space="preserve">LLMs</w:t>
+      </w:r>
+      <w:r>
+        <w:t xml:space="preserve">):</w:t>
+      </w:r>
+      <w:r>
+        <w:t xml:space="preserve"> </w:t>
+      </w:r>
+      <w:r>
+        <w:t xml:space="preserve">An Application-Oriented Survey</w:t>
+      </w:r>
+      <w:r>
+        <w:t xml:space="preserve"> </w:t>
+      </w:r>
+      <w:r>
+        <w:t xml:space="preserve">on</w:t>
+      </w:r>
+      <w:r>
+        <w:t xml:space="preserve"> </w:t>
+      </w:r>
+      <w:r>
+        <w:t xml:space="preserve">RAG</w:t>
+      </w:r>
+      <w:r>
+        <w:t xml:space="preserve">,</w:t>
+      </w:r>
+      <w:r>
+        <w:t xml:space="preserve"> </w:t>
+      </w:r>
+      <w:r>
+        <w:t xml:space="preserve">Reasoning</w:t>
+      </w:r>
+      <w:r>
+        <w:t xml:space="preserve">, and</w:t>
+      </w:r>
+      <w:r>
+        <w:t xml:space="preserve"> </w:t>
+      </w:r>
+      <w:r>
+        <w:t xml:space="preserve">Agentic Systems</w:t>
+      </w:r>
+      <w:r>
+        <w:t xml:space="preserve"> </w:t>
+      </w:r>
+      <w:r>
+        <w:t xml:space="preserve">[Internet]. arXiv; 2025 [cited 2026 Feb 5]. Available from:</w:t>
+      </w:r>
+      <w:r>
+        <w:t xml:space="preserve"> </w:t>
+      </w:r>
+      <w:hyperlink r:id="rId103">
+        <w:r>
+          <w:rPr>
+            <w:rStyle w:val="Hyperlink"/>
+          </w:rPr>
+          <w:t xml:space="preserve">https://arxiv.org/abs/2510.24476</w:t>
+        </w:r>
+      </w:hyperlink>
+      <w:r>
+        <w:t xml:space="preserve"> </w:t>
+      </w:r>
+      <w:r>
+        <w:t xml:space="preserve">doi:</w:t>
       </w:r>
       <w:hyperlink r:id="rId104">
         <w:r>
           <w:rPr>
             <w:rStyle w:val="Hyperlink"/>
           </w:rPr>
-          <w:t xml:space="preserve">https://doi.org/10.48550/arXiv.2501.10868</w:t>
+          <w:t xml:space="preserve">10.48550/arXiv.2510.24476</w:t>
         </w:r>
       </w:hyperlink>
-      <w:r>
-        <w:t xml:space="preserve">.</w:t>
-      </w:r>
     </w:p>
     <w:bookmarkEnd w:id="105"/>
-    <w:bookmarkStart w:id="107" w:name="X723aaa622dba1924fafa92c7b97217b2f286bab"/>
+    <w:bookmarkStart w:id="107" w:name="ref-gengJSONSchemaBenchRigorous2025"/>
     <w:p>
       <w:pPr>
         <w:pStyle w:val="Bibliography"/>
       </w:pPr>
       <w:r>
-        <w:t xml:space="preserve">Goryanin, Igor, Irina Goryanin, and Oleg Demin. 2025.</w:t>
-      </w:r>
-      <w:r>
-        <w:t xml:space="preserve"> </w:t>
-      </w:r>
-      <w:r>
-        <w:t xml:space="preserve">“Revolutionizing Drug Discovery:</w:t>
-      </w:r>
-      <w:r>
-        <w:t xml:space="preserve"> </w:t>
-      </w:r>
-      <w:r>
-        <w:t xml:space="preserve">Integrating</w:t>
-      </w:r>
-      <w:r>
-        <w:t xml:space="preserve"> </w:t>
-      </w:r>
-      <w:r>
-        <w:t xml:space="preserve">Artificial Intelligence with Quantitative Systems Pharmacology.”</w:t>
-      </w:r>
-      <w:r>
-        <w:t xml:space="preserve"> </w:t>
-      </w:r>
-      <w:r>
-        <w:rPr>
-          <w:i/>
-          <w:iCs/>
-        </w:rPr>
-        <w:t xml:space="preserve">Drug Discovery Today</w:t>
-      </w:r>
-      <w:r>
-        <w:t xml:space="preserve"> </w:t>
-      </w:r>
-      <w:r>
-        <w:t xml:space="preserve">30 (9): 104448.</w:t>
-      </w:r>
-      <w:r>
-        <w:t xml:space="preserve"> </w:t>
+        <w:t xml:space="preserve">8.</w:t>
+      </w:r>
+      <w:r>
+        <w:t xml:space="preserve"> </w:t>
+      </w:r>
+      <w:r>
+        <w:t xml:space="preserve">	</w:t>
+      </w:r>
+      <w:r>
+        <w:t xml:space="preserve">Geng S, Cooper H, Moskal M, Jenkins S, Berman J, Ranchin N, et al.</w:t>
+      </w:r>
+      <w:r>
+        <w:t xml:space="preserve"> </w:t>
+      </w:r>
+      <w:r>
+        <w:t xml:space="preserve">JSONSchemaBench</w:t>
+      </w:r>
+      <w:r>
+        <w:t xml:space="preserve">:</w:t>
+      </w:r>
+      <w:r>
+        <w:t xml:space="preserve"> </w:t>
+      </w:r>
+      <w:r>
+        <w:t xml:space="preserve">A Rigorous Benchmark</w:t>
+      </w:r>
+      <w:r>
+        <w:t xml:space="preserve"> </w:t>
+      </w:r>
+      <w:r>
+        <w:t xml:space="preserve">of</w:t>
+      </w:r>
+      <w:r>
+        <w:t xml:space="preserve"> </w:t>
+      </w:r>
+      <w:r>
+        <w:t xml:space="preserve">Structured Outputs</w:t>
+      </w:r>
+      <w:r>
+        <w:t xml:space="preserve"> </w:t>
+      </w:r>
+      <w:r>
+        <w:t xml:space="preserve">for</w:t>
+      </w:r>
+      <w:r>
+        <w:t xml:space="preserve"> </w:t>
+      </w:r>
+      <w:r>
+        <w:t xml:space="preserve">Language Models</w:t>
+      </w:r>
+      <w:r>
+        <w:t xml:space="preserve">. arXiv preprint arXiv:250110868. 2025 Feb. doi:</w:t>
       </w:r>
       <w:hyperlink r:id="rId106">
         <w:r>
           <w:rPr>
             <w:rStyle w:val="Hyperlink"/>
           </w:rPr>
-          <w:t xml:space="preserve">https://doi.org/10.1016/j.drudis.2025.104448</w:t>
+          <w:t xml:space="preserve">10.48550/arXiv.2501.10868</w:t>
         </w:r>
       </w:hyperlink>
-      <w:r>
-        <w:t xml:space="preserve">.</w:t>
-      </w:r>
     </w:p>
     <w:bookmarkEnd w:id="107"/>
     <w:bookmarkStart w:id="109" w:name="ref-heAIpoweredImmuneCell2026"/>
@@ -17534,13 +17833,19 @@
         <w:pStyle w:val="Bibliography"/>
       </w:pPr>
       <w:r>
-        <w:t xml:space="preserve">He, Shan, Yukun Tan, Qing Ye, Matthew M Gubin, Merve Dede, Hind Rafei, Weiyi Peng, Katayoun Rezvani, Vakul Mohanty, and Ken Chen. 2026.</w:t>
-      </w:r>
-      <w:r>
-        <w:t xml:space="preserve"> </w:t>
-      </w:r>
-      <w:r>
-        <w:t xml:space="preserve">“</w:t>
+        <w:t xml:space="preserve">9.</w:t>
+      </w:r>
+      <w:r>
+        <w:t xml:space="preserve"> </w:t>
+      </w:r>
+      <w:r>
+        <w:t xml:space="preserve">	</w:t>
+      </w:r>
+      <w:r>
+        <w:t xml:space="preserve">He S, Tan Y, Ye Q, M Gubin M, Dede M, Rafei H, et al.</w:t>
+      </w:r>
+      <w:r>
+        <w:t xml:space="preserve"> </w:t>
       </w:r>
       <w:r>
         <w:t xml:space="preserve">AI-powered Immune Cell Knowledge Graph</w:t>
@@ -17555,111 +17860,91 @@
         <w:t xml:space="preserve">ICKG</w:t>
       </w:r>
       <w:r>
-        <w:t xml:space="preserve">) with Granular Immune Contexts Enables Immune Program Interpretation.”</w:t>
-      </w:r>
-      <w:r>
-        <w:t xml:space="preserve"> </w:t>
-      </w:r>
-      <w:r>
-        <w:rPr>
-          <w:i/>
-          <w:iCs/>
-        </w:rPr>
-        <w:t xml:space="preserve">Npj Artificial Intelligence</w:t>
-      </w:r>
-      <w:r>
-        <w:t xml:space="preserve"> </w:t>
-      </w:r>
-      <w:r>
-        <w:t xml:space="preserve">2 (1): 13.</w:t>
-      </w:r>
-      <w:r>
-        <w:t xml:space="preserve"> </w:t>
+        <w:t xml:space="preserve">) with granular immune contexts enables immune program interpretation. npj Artificial Intelligence. 2026 Jan;2(1):13. doi:</w:t>
       </w:r>
       <w:hyperlink r:id="rId108">
         <w:r>
           <w:rPr>
             <w:rStyle w:val="Hyperlink"/>
           </w:rPr>
-          <w:t xml:space="preserve">https://doi.org/10.1038/s44387-025-00060-4</w:t>
+          <w:t xml:space="preserve">10.1038/s44387-025-00060-4</w:t>
         </w:r>
       </w:hyperlink>
-      <w:r>
-        <w:t xml:space="preserve">.</w:t>
-      </w:r>
     </w:p>
     <w:bookmarkEnd w:id="109"/>
-    <w:bookmarkStart w:id="111" w:name="ref-hsuLLMIEPythonPackage2025"/>
+    <w:bookmarkStart w:id="111" w:name="ref-gaoJointExtractionEntity2024"/>
     <w:p>
       <w:pPr>
         <w:pStyle w:val="Bibliography"/>
       </w:pPr>
       <w:r>
-        <w:t xml:space="preserve">Hsu, Enshuo, and Kirk Roberts. 2025.</w:t>
-      </w:r>
-      <w:r>
-        <w:t xml:space="preserve"> </w:t>
-      </w:r>
-      <w:r>
-        <w:t xml:space="preserve">“</w:t>
-      </w:r>
-      <w:r>
-        <w:t xml:space="preserve">LLM-IE</w:t>
-      </w:r>
-      <w:r>
-        <w:t xml:space="preserve">: A Python Package for Biomedical Generative Information Extraction with Large Language Models.”</w:t>
-      </w:r>
-      <w:r>
-        <w:t xml:space="preserve"> </w:t>
-      </w:r>
-      <w:r>
-        <w:rPr>
-          <w:i/>
-          <w:iCs/>
-        </w:rPr>
-        <w:t xml:space="preserve">JAMIA Open</w:t>
-      </w:r>
-      <w:r>
-        <w:t xml:space="preserve"> </w:t>
-      </w:r>
-      <w:r>
-        <w:t xml:space="preserve">8 (2): ooaf012.</w:t>
-      </w:r>
-      <w:r>
-        <w:t xml:space="preserve"> </w:t>
+        <w:t xml:space="preserve">10.</w:t>
+      </w:r>
+      <w:r>
+        <w:t xml:space="preserve"> </w:t>
+      </w:r>
+      <w:r>
+        <w:t xml:space="preserve">	</w:t>
+      </w:r>
+      <w:r>
+        <w:t xml:space="preserve">Gao T, Zhai X, Yang C, Lv L, Wang H. Joint extraction of entity and relation based on fine-tuning</w:t>
+      </w:r>
+      <w:r>
+        <w:t xml:space="preserve"> </w:t>
+      </w:r>
+      <w:r>
+        <w:t xml:space="preserve">BERT</w:t>
+      </w:r>
+      <w:r>
+        <w:t xml:space="preserve"> </w:t>
+      </w:r>
+      <w:r>
+        <w:t xml:space="preserve">for long biomedical literatures. Bioinformatics Advances. 2024 Jan;4(1):vbae194. doi:</w:t>
       </w:r>
       <w:hyperlink r:id="rId110">
         <w:r>
           <w:rPr>
             <w:rStyle w:val="Hyperlink"/>
           </w:rPr>
-          <w:t xml:space="preserve">https://doi.org/10.1093/jamiaopen/ooaf012</w:t>
+          <w:t xml:space="preserve">10.1093/bioadv/vbae194</w:t>
         </w:r>
       </w:hyperlink>
-      <w:r>
-        <w:t xml:space="preserve">.</w:t>
-      </w:r>
     </w:p>
     <w:bookmarkEnd w:id="111"/>
-    <w:bookmarkStart w:id="113" w:name="ref-liMitigatingHallucinationLarge2025"/>
+    <w:bookmarkStart w:id="113" w:name="Xf04452bffb761e20a8d85d7ac9f2324a57864a8"/>
     <w:p>
       <w:pPr>
         <w:pStyle w:val="Bibliography"/>
       </w:pPr>
       <w:r>
-        <w:t xml:space="preserve">Li, Yihan, Xiyuan Fu, Ghanshyam Verma, Paul Buitelaar, and Mingming Liu. 2025.</w:t>
-      </w:r>
-      <w:r>
-        <w:t xml:space="preserve"> </w:t>
-      </w:r>
-      <w:r>
-        <w:t xml:space="preserve">“Mitigating</w:t>
-      </w:r>
-      <w:r>
-        <w:t xml:space="preserve"> </w:t>
-      </w:r>
-      <w:r>
-        <w:t xml:space="preserve">Hallucination</w:t>
+        <w:t xml:space="preserve">11.</w:t>
+      </w:r>
+      <w:r>
+        <w:t xml:space="preserve"> </w:t>
+      </w:r>
+      <w:r>
+        <w:t xml:space="preserve">	</w:t>
+      </w:r>
+      <w:r>
+        <w:t xml:space="preserve">Terranova N, Renard D, Shahin MH, Menon S, Cao Y, Hop CECA, et al. Artificial</w:t>
+      </w:r>
+      <w:r>
+        <w:t xml:space="preserve"> </w:t>
+      </w:r>
+      <w:r>
+        <w:t xml:space="preserve">Intelligence</w:t>
+      </w:r>
+      <w:r>
+        <w:t xml:space="preserve"> </w:t>
+      </w:r>
+      <w:r>
+        <w:t xml:space="preserve">for</w:t>
+      </w:r>
+      <w:r>
+        <w:t xml:space="preserve"> </w:t>
+      </w:r>
+      <w:r>
+        <w:t xml:space="preserve">Quantitative Modeling</w:t>
       </w:r>
       <w:r>
         <w:t xml:space="preserve"> </w:t>
@@ -17671,25 +17956,40 @@
         <w:t xml:space="preserve"> </w:t>
       </w:r>
       <w:r>
-        <w:t xml:space="preserve">Large Language Models</w:t>
-      </w:r>
-      <w:r>
-        <w:t xml:space="preserve"> </w:t>
-      </w:r>
-      <w:r>
-        <w:t xml:space="preserve">(</w:t>
-      </w:r>
-      <w:r>
-        <w:t xml:space="preserve">LLMs</w:t>
-      </w:r>
-      <w:r>
-        <w:t xml:space="preserve">):</w:t>
-      </w:r>
-      <w:r>
-        <w:t xml:space="preserve"> </w:t>
-      </w:r>
-      <w:r>
-        <w:t xml:space="preserve">An Application-Oriented Survey</w:t>
+        <w:t xml:space="preserve">Drug Discovery</w:t>
+      </w:r>
+      <w:r>
+        <w:t xml:space="preserve"> </w:t>
+      </w:r>
+      <w:r>
+        <w:t xml:space="preserve">and</w:t>
+      </w:r>
+      <w:r>
+        <w:t xml:space="preserve"> </w:t>
+      </w:r>
+      <w:r>
+        <w:t xml:space="preserve">Development</w:t>
+      </w:r>
+      <w:r>
+        <w:t xml:space="preserve">:</w:t>
+      </w:r>
+      <w:r>
+        <w:t xml:space="preserve"> </w:t>
+      </w:r>
+      <w:r>
+        <w:t xml:space="preserve">An Innovation</w:t>
+      </w:r>
+      <w:r>
+        <w:t xml:space="preserve"> </w:t>
+      </w:r>
+      <w:r>
+        <w:t xml:space="preserve">and</w:t>
+      </w:r>
+      <w:r>
+        <w:t xml:space="preserve"> </w:t>
+      </w:r>
+      <w:r>
+        <w:t xml:space="preserve">Quality Consortium Perspective</w:t>
       </w:r>
       <w:r>
         <w:t xml:space="preserve"> </w:t>
@@ -17701,362 +18001,182 @@
         <w:t xml:space="preserve"> </w:t>
       </w:r>
       <w:r>
-        <w:t xml:space="preserve">RAG</w:t>
-      </w:r>
-      <w:r>
-        <w:t xml:space="preserve">,</w:t>
-      </w:r>
-      <w:r>
-        <w:t xml:space="preserve"> </w:t>
-      </w:r>
-      <w:r>
-        <w:t xml:space="preserve">Reasoning</w:t>
-      </w:r>
-      <w:r>
-        <w:t xml:space="preserve">, and</w:t>
-      </w:r>
-      <w:r>
-        <w:t xml:space="preserve"> </w:t>
-      </w:r>
-      <w:r>
-        <w:t xml:space="preserve">Agentic Systems</w:t>
-      </w:r>
-      <w:r>
-        <w:t xml:space="preserve">.”</w:t>
-      </w:r>
-      <w:r>
-        <w:t xml:space="preserve"> </w:t>
-      </w:r>
-      <w:r>
-        <w:t xml:space="preserve">arXiv.</w:t>
-      </w:r>
-      <w:r>
-        <w:t xml:space="preserve"> </w:t>
+        <w:t xml:space="preserve">Use Cases</w:t>
+      </w:r>
+      <w:r>
+        <w:t xml:space="preserve"> </w:t>
+      </w:r>
+      <w:r>
+        <w:t xml:space="preserve">and</w:t>
+      </w:r>
+      <w:r>
+        <w:t xml:space="preserve"> </w:t>
+      </w:r>
+      <w:r>
+        <w:t xml:space="preserve">Best Practices</w:t>
+      </w:r>
+      <w:r>
+        <w:t xml:space="preserve">. Clinical Pharmacology &amp; Therapeutics. 2024;115(4):658–72. doi:</w:t>
       </w:r>
       <w:hyperlink r:id="rId112">
         <w:r>
           <w:rPr>
             <w:rStyle w:val="Hyperlink"/>
           </w:rPr>
-          <w:t xml:space="preserve">https://doi.org/10.48550/arXiv.2510.24476</w:t>
+          <w:t xml:space="preserve">10.1002/cpt.3053</w:t>
         </w:r>
       </w:hyperlink>
-      <w:r>
-        <w:t xml:space="preserve">.</w:t>
-      </w:r>
     </w:p>
     <w:bookmarkEnd w:id="113"/>
-    <w:bookmarkStart w:id="115" w:name="Xae2905baa266ab7bd51e9ec9d2bb1e401adf1f5"/>
+    <w:bookmarkStart w:id="115" w:name="X1c5a4f9ad3f5411cd43e369d851a1c31e3b802b"/>
     <w:p>
       <w:pPr>
         <w:pStyle w:val="Bibliography"/>
       </w:pPr>
       <w:r>
-        <w:t xml:space="preserve">Pawłowski, Tomasz, Grzegorz Bokota, Georgia Lazarou, Andrzej M. Kierzek, and Jacek Sroka. 2024.</w:t>
-      </w:r>
-      <w:r>
-        <w:t xml:space="preserve"> </w:t>
-      </w:r>
-      <w:r>
-        <w:t xml:space="preserve">“Emulation of</w:t>
-      </w:r>
-      <w:r>
-        <w:t xml:space="preserve"> </w:t>
-      </w:r>
-      <w:r>
-        <w:t xml:space="preserve">Quantitative Systems Pharmacology</w:t>
-      </w:r>
-      <w:r>
-        <w:t xml:space="preserve"> </w:t>
-      </w:r>
-      <w:r>
-        <w:t xml:space="preserve">Models to Accelerate Virtual Population Inference in Immuno-Oncology.”</w:t>
-      </w:r>
-      <w:r>
-        <w:t xml:space="preserve"> </w:t>
-      </w:r>
-      <w:r>
-        <w:rPr>
-          <w:i/>
-          <w:iCs/>
-        </w:rPr>
-        <w:t xml:space="preserve">Methods (San Diego, Calif.)</w:t>
-      </w:r>
-      <w:r>
-        <w:t xml:space="preserve"> </w:t>
-      </w:r>
-      <w:r>
-        <w:t xml:space="preserve">223 (March): 118–26.</w:t>
-      </w:r>
-      <w:r>
-        <w:t xml:space="preserve"> </w:t>
+        <w:t xml:space="preserve">12.</w:t>
+      </w:r>
+      <w:r>
+        <w:t xml:space="preserve"> </w:t>
+      </w:r>
+      <w:r>
+        <w:t xml:space="preserve">	</w:t>
+      </w:r>
+      <w:r>
+        <w:t xml:space="preserve">Folguera-Blasco N, Boshier FAT, Uatay A, Pichardo-Almarza C, Lai M, Biasetti J, et al. Coupling quantitative systems pharmacology modelling to machine learning and artificial intelligence for drug development: Its</w:t>
+      </w:r>
+      <w:r>
+        <w:t xml:space="preserve"> </w:t>
+      </w:r>
+      <w:r>
+        <w:t xml:space="preserve">pAIns</w:t>
+      </w:r>
+      <w:r>
+        <w:t xml:space="preserve"> </w:t>
+      </w:r>
+      <w:r>
+        <w:t xml:space="preserve">and</w:t>
+      </w:r>
+      <w:r>
+        <w:t xml:space="preserve"> </w:t>
+      </w:r>
+      <w:r>
+        <w:t xml:space="preserve">gAIns</w:t>
+      </w:r>
+      <w:r>
+        <w:t xml:space="preserve">. Frontiers in Systems Biology. 2024 Jul;4. doi:</w:t>
       </w:r>
       <w:hyperlink r:id="rId114">
         <w:r>
           <w:rPr>
             <w:rStyle w:val="Hyperlink"/>
           </w:rPr>
-          <w:t xml:space="preserve">https://doi.org/10.1016/j.ymeth.2023.12.006</w:t>
+          <w:t xml:space="preserve">10.3389/fsysb.2024.1380685</w:t>
         </w:r>
       </w:hyperlink>
-      <w:r>
-        <w:t xml:space="preserve">.</w:t>
-      </w:r>
     </w:p>
     <w:bookmarkEnd w:id="115"/>
-    <w:bookmarkStart w:id="117" w:name="X1029472ca037a74b06f54723d7b391db09d7c53"/>
+    <w:bookmarkStart w:id="118" w:name="Xae2905baa266ab7bd51e9ec9d2bb1e401adf1f5"/>
     <w:p>
       <w:pPr>
         <w:pStyle w:val="Bibliography"/>
       </w:pPr>
       <w:r>
-        <w:t xml:space="preserve">Saini, Anuraag, and Ali Farnoud. 2025.</w:t>
-      </w:r>
-      <w:r>
-        <w:t xml:space="preserve"> </w:t>
-      </w:r>
-      <w:r>
-        <w:t xml:space="preserve">“</w:t>
-      </w:r>
-      <w:r>
-        <w:t xml:space="preserve">QSP-Copilot</w:t>
-      </w:r>
-      <w:r>
-        <w:t xml:space="preserve">:</w:t>
-      </w:r>
-      <w:r>
-        <w:t xml:space="preserve"> </w:t>
-      </w:r>
-      <w:r>
-        <w:t xml:space="preserve">An AI-Augmented Platform</w:t>
-      </w:r>
-      <w:r>
-        <w:t xml:space="preserve"> </w:t>
-      </w:r>
-      <w:r>
-        <w:t xml:space="preserve">for</w:t>
-      </w:r>
-      <w:r>
-        <w:t xml:space="preserve"> </w:t>
-      </w:r>
-      <w:r>
-        <w:t xml:space="preserve">Accelerating Quantitative Systems Pharmacology Model Development</w:t>
-      </w:r>
-      <w:r>
-        <w:t xml:space="preserve">.”</w:t>
-      </w:r>
-      <w:r>
-        <w:t xml:space="preserve"> </w:t>
-      </w:r>
-      <w:r>
-        <w:rPr>
-          <w:i/>
-          <w:iCs/>
-        </w:rPr>
-        <w:t xml:space="preserve">CPT: Pharmacometrics &amp; Systems Pharmacology</w:t>
-      </w:r>
-      <w:r>
-        <w:t xml:space="preserve"> </w:t>
-      </w:r>
-      <w:r>
-        <w:t xml:space="preserve">14 (11): 1775–86.</w:t>
-      </w:r>
-      <w:r>
-        <w:t xml:space="preserve"> </w:t>
+        <w:t xml:space="preserve">13.</w:t>
+      </w:r>
+      <w:r>
+        <w:t xml:space="preserve"> </w:t>
+      </w:r>
+      <w:r>
+        <w:t xml:space="preserve">	</w:t>
+      </w:r>
+      <w:r>
+        <w:t xml:space="preserve">Pawłowski T, Bokota G, Lazarou G, Kierzek AM, Sroka J. Emulation of</w:t>
+      </w:r>
+      <w:r>
+        <w:t xml:space="preserve"> </w:t>
+      </w:r>
+      <w:r>
+        <w:t xml:space="preserve">Quantitative Systems Pharmacology</w:t>
+      </w:r>
+      <w:r>
+        <w:t xml:space="preserve"> </w:t>
+      </w:r>
+      <w:r>
+        <w:t xml:space="preserve">models to accelerate virtual population inference in immuno-oncology. Methods (San Diego, Calif). 2024 Mar;223:118–26. doi:</w:t>
       </w:r>
       <w:hyperlink r:id="rId116">
         <w:r>
           <w:rPr>
             <w:rStyle w:val="Hyperlink"/>
           </w:rPr>
-          <w:t xml:space="preserve">https://doi.org/10.1002/psp4.70127</w:t>
+          <w:t xml:space="preserve">10.1016/j.ymeth.2023.12.006</w:t>
         </w:r>
       </w:hyperlink>
       <w:r>
-        <w:t xml:space="preserve">.</w:t>
-      </w:r>
-    </w:p>
-    <w:bookmarkEnd w:id="117"/>
-    <w:bookmarkStart w:id="119" w:name="Xf04452bffb761e20a8d85d7ac9f2324a57864a8"/>
-    <w:p>
-      <w:pPr>
-        <w:pStyle w:val="Bibliography"/>
-      </w:pPr>
-      <w:r>
-        <w:t xml:space="preserve">Terranova, Nadia, Didier Renard, Mohamed H. Shahin, Sujatha Menon, Youfang Cao, Cornelis E. C. A. Hop, Sean Hayes, et al. 2024.</w:t>
-      </w:r>
-      <w:r>
-        <w:t xml:space="preserve"> </w:t>
-      </w:r>
-      <w:r>
-        <w:t xml:space="preserve">“Artificial</w:t>
-      </w:r>
-      <w:r>
-        <w:t xml:space="preserve"> </w:t>
-      </w:r>
-      <w:r>
-        <w:t xml:space="preserve">Intelligence</w:t>
-      </w:r>
-      <w:r>
-        <w:t xml:space="preserve"> </w:t>
-      </w:r>
-      <w:r>
-        <w:t xml:space="preserve">for</w:t>
-      </w:r>
-      <w:r>
-        <w:t xml:space="preserve"> </w:t>
-      </w:r>
-      <w:r>
-        <w:t xml:space="preserve">Quantitative Modeling</w:t>
-      </w:r>
-      <w:r>
-        <w:t xml:space="preserve"> </w:t>
-      </w:r>
-      <w:r>
-        <w:t xml:space="preserve">in</w:t>
-      </w:r>
-      <w:r>
-        <w:t xml:space="preserve"> </w:t>
-      </w:r>
-      <w:r>
-        <w:t xml:space="preserve">Drug Discovery</w:t>
-      </w:r>
-      <w:r>
-        <w:t xml:space="preserve"> </w:t>
-      </w:r>
-      <w:r>
-        <w:t xml:space="preserve">and</w:t>
-      </w:r>
-      <w:r>
-        <w:t xml:space="preserve"> </w:t>
-      </w:r>
-      <w:r>
-        <w:t xml:space="preserve">Development</w:t>
-      </w:r>
-      <w:r>
-        <w:t xml:space="preserve">:</w:t>
-      </w:r>
-      <w:r>
-        <w:t xml:space="preserve"> </w:t>
-      </w:r>
-      <w:r>
-        <w:t xml:space="preserve">An Innovation</w:t>
-      </w:r>
-      <w:r>
-        <w:t xml:space="preserve"> </w:t>
-      </w:r>
-      <w:r>
-        <w:t xml:space="preserve">and</w:t>
-      </w:r>
-      <w:r>
-        <w:t xml:space="preserve"> </w:t>
-      </w:r>
-      <w:r>
-        <w:t xml:space="preserve">Quality Consortium Perspective</w:t>
-      </w:r>
-      <w:r>
-        <w:t xml:space="preserve"> </w:t>
-      </w:r>
-      <w:r>
-        <w:t xml:space="preserve">on</w:t>
-      </w:r>
-      <w:r>
-        <w:t xml:space="preserve"> </w:t>
-      </w:r>
-      <w:r>
-        <w:t xml:space="preserve">Use Cases</w:t>
-      </w:r>
-      <w:r>
-        <w:t xml:space="preserve"> </w:t>
-      </w:r>
-      <w:r>
-        <w:t xml:space="preserve">and</w:t>
-      </w:r>
-      <w:r>
-        <w:t xml:space="preserve"> </w:t>
-      </w:r>
-      <w:r>
-        <w:t xml:space="preserve">Best Practices</w:t>
-      </w:r>
-      <w:r>
-        <w:t xml:space="preserve">.”</w:t>
-      </w:r>
-      <w:r>
-        <w:t xml:space="preserve"> </w:t>
-      </w:r>
-      <w:r>
-        <w:rPr>
-          <w:i/>
-          <w:iCs/>
-        </w:rPr>
-        <w:t xml:space="preserve">Clinical Pharmacology &amp; Therapeutics</w:t>
-      </w:r>
-      <w:r>
-        <w:t xml:space="preserve"> </w:t>
-      </w:r>
-      <w:r>
-        <w:t xml:space="preserve">115 (4): 658–72.</w:t>
-      </w:r>
-      <w:r>
-        <w:t xml:space="preserve"> </w:t>
-      </w:r>
-      <w:hyperlink r:id="rId118">
+        <w:t xml:space="preserve"> </w:t>
+      </w:r>
+      <w:r>
+        <w:t xml:space="preserve">PubMed PMID:</w:t>
+      </w:r>
+      <w:r>
+        <w:t xml:space="preserve"> </w:t>
+      </w:r>
+      <w:hyperlink r:id="rId117">
         <w:r>
           <w:rPr>
             <w:rStyle w:val="Hyperlink"/>
           </w:rPr>
-          <w:t xml:space="preserve">https://doi.org/10.1002/cpt.3053</w:t>
+          <w:t xml:space="preserve">38246229</w:t>
         </w:r>
       </w:hyperlink>
       <w:r>
         <w:t xml:space="preserve">.</w:t>
       </w:r>
     </w:p>
-    <w:bookmarkEnd w:id="119"/>
-    <w:bookmarkStart w:id="121" w:name="X80b850b1fae475c21ff68b6cd4ad6c287df98b4"/>
+    <w:bookmarkEnd w:id="118"/>
+    <w:bookmarkStart w:id="121" w:name="X723aaa622dba1924fafa92c7b97217b2f286bab"/>
     <w:p>
       <w:pPr>
         <w:pStyle w:val="Bibliography"/>
       </w:pPr>
       <w:r>
-        <w:t xml:space="preserve">Wang, Xingbo, Samantha L. Huey, Rui Sheng, Saurabh Mehta, and Fei Wang. 2025.</w:t>
-      </w:r>
-      <w:r>
-        <w:t xml:space="preserve"> </w:t>
-      </w:r>
-      <w:r>
-        <w:t xml:space="preserve">“</w:t>
-      </w:r>
-      <w:r>
-        <w:t xml:space="preserve">SciDaSynth</w:t>
-      </w:r>
-      <w:r>
-        <w:t xml:space="preserve">:</w:t>
-      </w:r>
-      <w:r>
-        <w:t xml:space="preserve"> </w:t>
-      </w:r>
-      <w:r>
-        <w:t xml:space="preserve">Interactive Structured Data Extraction From Scientific Literature With Large Language Model</w:t>
-      </w:r>
-      <w:r>
-        <w:t xml:space="preserve">.”</w:t>
-      </w:r>
-      <w:r>
-        <w:t xml:space="preserve"> </w:t>
-      </w:r>
-      <w:r>
-        <w:rPr>
-          <w:i/>
-          <w:iCs/>
-        </w:rPr>
-        <w:t xml:space="preserve">Campbell Systematic Reviews</w:t>
-      </w:r>
-      <w:r>
-        <w:t xml:space="preserve"> </w:t>
-      </w:r>
-      <w:r>
-        <w:t xml:space="preserve">21 (4): e70073.</w:t>
+        <w:t xml:space="preserve">14.</w:t>
+      </w:r>
+      <w:r>
+        <w:t xml:space="preserve"> </w:t>
+      </w:r>
+      <w:r>
+        <w:t xml:space="preserve">	</w:t>
+      </w:r>
+      <w:r>
+        <w:t xml:space="preserve">Goryanin I, Goryanin I, Demin O. Revolutionizing drug discovery:</w:t>
+      </w:r>
+      <w:r>
+        <w:t xml:space="preserve"> </w:t>
+      </w:r>
+      <w:r>
+        <w:t xml:space="preserve">Integrating</w:t>
+      </w:r>
+      <w:r>
+        <w:t xml:space="preserve"> </w:t>
+      </w:r>
+      <w:r>
+        <w:t xml:space="preserve">artificial intelligence with quantitative systems pharmacology. Drug Discovery Today. 2025 Sep;30(9):104448. doi:</w:t>
+      </w:r>
+      <w:hyperlink r:id="rId119">
+        <w:r>
+          <w:rPr>
+            <w:rStyle w:val="Hyperlink"/>
+          </w:rPr>
+          <w:t xml:space="preserve">10.1016/j.drudis.2025.104448</w:t>
+        </w:r>
+      </w:hyperlink>
+      <w:r>
+        <w:t xml:space="preserve"> </w:t>
+      </w:r>
+      <w:r>
+        <w:t xml:space="preserve">PubMed PMID:</w:t>
       </w:r>
       <w:r>
         <w:t xml:space="preserve"> </w:t>
@@ -18066,7 +18186,7 @@
           <w:rPr>
             <w:rStyle w:val="Hyperlink"/>
           </w:rPr>
-          <w:t xml:space="preserve">https://doi.org/10.1002/cl2.70073</w:t>
+          <w:t xml:space="preserve">40774584</w:t>
         </w:r>
       </w:hyperlink>
       <w:r>
@@ -18074,8 +18194,121 @@
       </w:r>
     </w:p>
     <w:bookmarkEnd w:id="121"/>
-    <w:bookmarkEnd w:id="122"/>
+    <w:bookmarkStart w:id="123" w:name="ref-androulakisDawnNewEra2025"/>
+    <w:p>
+      <w:pPr>
+        <w:pStyle w:val="Bibliography"/>
+      </w:pPr>
+      <w:r>
+        <w:t xml:space="preserve">15.</w:t>
+      </w:r>
+      <w:r>
+        <w:t xml:space="preserve"> </w:t>
+      </w:r>
+      <w:r>
+        <w:t xml:space="preserve">	</w:t>
+      </w:r>
+      <w:r>
+        <w:t xml:space="preserve">Androulakis IP, Cucurull-Sanchez L, Kondic A, Mehta K, Pichardo C, Pryor M, et al. The dawn of a new era: Can machine learning and large language models reshape</w:t>
+      </w:r>
+      <w:r>
+        <w:t xml:space="preserve"> </w:t>
+      </w:r>
+      <w:r>
+        <w:t xml:space="preserve">QSP</w:t>
+      </w:r>
+      <w:r>
+        <w:t xml:space="preserve"> </w:t>
+      </w:r>
+      <w:r>
+        <w:t xml:space="preserve">modeling? Journal of Pharmacokinetics and Pharmacodynamics. 2025 Jun;52(4):36. doi:</w:t>
+      </w:r>
+      <w:hyperlink r:id="rId122">
+        <w:r>
+          <w:rPr>
+            <w:rStyle w:val="Hyperlink"/>
+          </w:rPr>
+          <w:t xml:space="preserve">10.1007/s10928-025-09984-5</w:t>
+        </w:r>
+      </w:hyperlink>
+    </w:p>
     <w:bookmarkEnd w:id="123"/>
+    <w:bookmarkStart w:id="126" w:name="X8c415a993717a716f25d3c033f922e736091439"/>
+    <w:p>
+      <w:pPr>
+        <w:pStyle w:val="Bibliography"/>
+      </w:pPr>
+      <w:r>
+        <w:t xml:space="preserve">16.</w:t>
+      </w:r>
+      <w:r>
+        <w:t xml:space="preserve"> </w:t>
+      </w:r>
+      <w:r>
+        <w:t xml:space="preserve">	</w:t>
+      </w:r>
+      <w:r>
+        <w:t xml:space="preserve">Androulakis IP, Cheng L, Cho CR, Zhang T. Leveraging large language models to compare perspectives on integrating</w:t>
+      </w:r>
+      <w:r>
+        <w:t xml:space="preserve"> </w:t>
+      </w:r>
+      <w:r>
+        <w:t xml:space="preserve">QSP</w:t>
+      </w:r>
+      <w:r>
+        <w:t xml:space="preserve"> </w:t>
+      </w:r>
+      <w:r>
+        <w:t xml:space="preserve">and</w:t>
+      </w:r>
+      <w:r>
+        <w:t xml:space="preserve"> </w:t>
+      </w:r>
+      <w:r>
+        <w:t xml:space="preserve">AI</w:t>
+      </w:r>
+      <w:r>
+        <w:t xml:space="preserve">/</w:t>
+      </w:r>
+      <w:r>
+        <w:t xml:space="preserve">ML</w:t>
+      </w:r>
+      <w:r>
+        <w:t xml:space="preserve">. Journal of Pharmacokinetics and Pharmacodynamics. 2025 May;52(3):29. doi:</w:t>
+      </w:r>
+      <w:hyperlink r:id="rId124">
+        <w:r>
+          <w:rPr>
+            <w:rStyle w:val="Hyperlink"/>
+          </w:rPr>
+          <w:t xml:space="preserve">10.1007/s10928-025-09976-5</w:t>
+        </w:r>
+      </w:hyperlink>
+      <w:r>
+        <w:t xml:space="preserve"> </w:t>
+      </w:r>
+      <w:r>
+        <w:t xml:space="preserve">PubMed PMID:</w:t>
+      </w:r>
+      <w:r>
+        <w:t xml:space="preserve"> </w:t>
+      </w:r>
+      <w:hyperlink r:id="rId125">
+        <w:r>
+          <w:rPr>
+            <w:rStyle w:val="Hyperlink"/>
+          </w:rPr>
+          <w:t xml:space="preserve">40325298</w:t>
+        </w:r>
+      </w:hyperlink>
+      <w:r>
+        <w:t xml:space="preserve">.</w:t>
+      </w:r>
+    </w:p>
+    <w:bookmarkEnd w:id="126"/>
+    <w:bookmarkEnd w:id="127"/>
+    <w:bookmarkEnd w:id="128"/>
     <w:sectPr>
       <w:footnotePr>
         <w:numRestart w:val="eachSect"/>
@@ -18443,6 +18676,10 @@
   <w:style w:default="1" w:styleId="Normal" w:type="paragraph">
     <w:name w:val="Normal"/>
     <w:qFormat/>
+    <w:rPr>
+      <w:rFonts w:ascii="Arial" w:hAnsi="Arial"/>
+      <w:sz w:val="22"/>
+    </w:rPr>
   </w:style>
   <w:style w:styleId="BodyText" w:type="paragraph">
     <w:name w:val="Body Text"/>
@@ -18452,12 +18689,20 @@
     <w:pPr>
       <w:spacing w:after="180" w:before="180"/>
     </w:pPr>
+    <w:rPr>
+      <w:rFonts w:ascii="Arial" w:hAnsi="Arial"/>
+      <w:sz w:val="22"/>
+    </w:rPr>
   </w:style>
   <w:style w:customStyle="1" w:styleId="FirstParagraph" w:type="paragraph">
     <w:name w:val="First Paragraph"/>
     <w:basedOn w:val="BodyText"/>
     <w:next w:val="BodyText"/>
     <w:qFormat/>
+    <w:rPr>
+      <w:rFonts w:ascii="Arial" w:hAnsi="Arial"/>
+      <w:sz w:val="22"/>
+    </w:rPr>
   </w:style>
   <w:style w:customStyle="1" w:styleId="Compact" w:type="paragraph">
     <w:name w:val="Compact"/>
@@ -18466,6 +18711,10 @@
     <w:pPr>
       <w:spacing w:after="36" w:before="36"/>
     </w:pPr>
+    <w:rPr>
+      <w:rFonts w:ascii="Arial" w:hAnsi="Arial"/>
+      <w:sz w:val="22"/>
+    </w:rPr>
   </w:style>
   <w:style w:styleId="Title" w:type="paragraph">
     <w:name w:val="Title"/>
@@ -18481,10 +18730,11 @@
       <w:jc w:val="center"/>
     </w:pPr>
     <w:rPr>
-      <w:rFonts w:asciiTheme="majorHAnsi" w:cstheme="majorBidi" w:eastAsiaTheme="majorEastAsia" w:hAnsiTheme="majorHAnsi"/>
+      <w:rFonts w:ascii="Arial" w:asciiTheme="majorHAnsi" w:cstheme="majorBidi" w:eastAsiaTheme="majorEastAsia" w:hAnsi="Arial" w:hAnsiTheme="majorHAnsi"/>
+      <w:b/>
       <w:spacing w:val="-10"/>
       <w:kern w:val="28"/>
-      <w:sz w:val="56"/>
+      <w:sz w:val="40"/>
       <w:szCs w:val="56"/>
     </w:rPr>
   </w:style>
@@ -18495,10 +18745,10 @@
     <w:uiPriority w:val="10"/>
     <w:rsid w:val="00A10FD9"/>
     <w:rPr>
-      <w:rFonts w:asciiTheme="majorHAnsi" w:cstheme="majorBidi" w:eastAsiaTheme="majorEastAsia" w:hAnsiTheme="majorHAnsi"/>
+      <w:rFonts w:ascii="Arial" w:asciiTheme="majorHAnsi" w:cstheme="majorBidi" w:eastAsiaTheme="majorEastAsia" w:hAnsi="Arial" w:hAnsiTheme="majorHAnsi"/>
       <w:spacing w:val="-10"/>
       <w:kern w:val="28"/>
-      <w:sz w:val="56"/>
+      <w:sz w:val="22"/>
       <w:szCs w:val="56"/>
     </w:rPr>
   </w:style>
@@ -18516,9 +18766,9 @@
       </w:numPr>
     </w:pPr>
     <w:rPr>
-      <w:rFonts w:cstheme="majorBidi" w:eastAsiaTheme="majorEastAsia"/>
+      <w:rFonts w:ascii="Arial" w:cstheme="majorBidi" w:eastAsiaTheme="majorEastAsia" w:hAnsi="Arial"/>
       <w:spacing w:val="15"/>
-      <w:sz w:val="28"/>
+      <w:sz w:val="22"/>
       <w:szCs w:val="28"/>
     </w:rPr>
   </w:style>
@@ -18529,10 +18779,10 @@
     <w:uiPriority w:val="11"/>
     <w:rsid w:val="00A10FD9"/>
     <w:rPr>
-      <w:rFonts w:cstheme="majorBidi" w:eastAsiaTheme="majorEastAsia"/>
+      <w:rFonts w:ascii="Arial" w:cstheme="majorBidi" w:eastAsiaTheme="majorEastAsia" w:hAnsi="Arial"/>
       <w:color w:themeColor="text1" w:themeTint="A6" w:val="595959"/>
       <w:spacing w:val="15"/>
-      <w:sz w:val="28"/>
+      <w:sz w:val="22"/>
       <w:szCs w:val="28"/>
     </w:rPr>
   </w:style>
@@ -18545,6 +18795,10 @@
       <w:keepLines/>
       <w:jc w:val="center"/>
     </w:pPr>
+    <w:rPr>
+      <w:rFonts w:ascii="Arial" w:hAnsi="Arial"/>
+      <w:sz w:val="22"/>
+    </w:rPr>
   </w:style>
   <w:style w:styleId="Date" w:type="paragraph">
     <w:name w:val="Date"/>
@@ -18555,6 +18809,10 @@
       <w:keepLines/>
       <w:jc w:val="center"/>
     </w:pPr>
+    <w:rPr>
+      <w:rFonts w:ascii="Arial" w:hAnsi="Arial"/>
+      <w:sz w:val="22"/>
+    </w:rPr>
   </w:style>
   <w:style w:customStyle="1" w:styleId="AbstractTitle" w:type="paragraph">
     <w:name w:val="Abstract Title"/>
@@ -18568,8 +18826,9 @@
       <w:jc w:val="center"/>
     </w:pPr>
     <w:rPr>
+      <w:rFonts w:ascii="Arial" w:hAnsi="Arial"/>
       <w:b/>
-      <w:sz w:val="20"/>
+      <w:sz w:val="22"/>
       <w:szCs w:val="20"/>
     </w:rPr>
   </w:style>
@@ -18584,7 +18843,8 @@
       <w:spacing w:after="300" w:before="100"/>
     </w:pPr>
     <w:rPr>
-      <w:sz w:val="20"/>
+      <w:rFonts w:ascii="Arial" w:hAnsi="Arial"/>
+      <w:sz w:val="22"/>
       <w:szCs w:val="20"/>
     </w:rPr>
   </w:style>
@@ -18594,7 +18854,10 @@
     <w:next w:val="Bibliography"/>
     <w:qFormat/>
     <w:pPr/>
-    <w:rPr/>
+    <w:rPr>
+      <w:rFonts w:ascii="Arial" w:hAnsi="Arial"/>
+      <w:sz w:val="22"/>
+    </w:rPr>
   </w:style>
   <w:style w:styleId="Heading1" w:type="paragraph">
     <w:name w:val="heading 1"/>
@@ -18611,9 +18874,10 @@
       <w:outlineLvl w:val="0"/>
     </w:pPr>
     <w:rPr>
-      <w:rFonts w:asciiTheme="majorHAnsi" w:cstheme="majorBidi" w:eastAsiaTheme="majorEastAsia" w:hAnsiTheme="majorHAnsi"/>
+      <w:rFonts w:ascii="Arial" w:asciiTheme="majorHAnsi" w:cstheme="majorBidi" w:eastAsiaTheme="majorEastAsia" w:hAnsi="Arial" w:hAnsiTheme="majorHAnsi"/>
+      <w:b/>
       <w:color w:themeColor="accent1" w:themeShade="BF" w:val="0F4761"/>
-      <w:sz w:val="40"/>
+      <w:sz w:val="32"/>
       <w:szCs w:val="40"/>
     </w:rPr>
   </w:style>
@@ -18634,9 +18898,10 @@
       <w:outlineLvl w:val="1"/>
     </w:pPr>
     <w:rPr>
-      <w:rFonts w:asciiTheme="majorHAnsi" w:cstheme="majorBidi" w:eastAsiaTheme="majorEastAsia" w:hAnsiTheme="majorHAnsi"/>
+      <w:rFonts w:ascii="Arial" w:asciiTheme="majorHAnsi" w:cstheme="majorBidi" w:eastAsiaTheme="majorEastAsia" w:hAnsi="Arial" w:hAnsiTheme="majorHAnsi"/>
+      <w:b/>
       <w:color w:themeColor="accent1" w:themeShade="BF" w:val="0F4761"/>
-      <w:sz w:val="32"/>
+      <w:sz w:val="28"/>
       <w:szCs w:val="32"/>
     </w:rPr>
   </w:style>
@@ -18657,9 +18922,10 @@
       <w:outlineLvl w:val="2"/>
     </w:pPr>
     <w:rPr>
-      <w:rFonts w:cstheme="majorBidi" w:eastAsiaTheme="majorEastAsia"/>
+      <w:rFonts w:ascii="Arial" w:cstheme="majorBidi" w:eastAsiaTheme="majorEastAsia" w:hAnsi="Arial"/>
+      <w:b/>
       <w:color w:themeColor="accent1" w:themeShade="BF" w:val="0F4761"/>
-      <w:sz w:val="28"/>
+      <w:sz w:val="24"/>
       <w:szCs w:val="28"/>
     </w:rPr>
   </w:style>
@@ -18680,10 +18946,12 @@
       <w:outlineLvl w:val="3"/>
     </w:pPr>
     <w:rPr>
-      <w:rFonts w:cstheme="majorBidi" w:eastAsiaTheme="majorEastAsia"/>
+      <w:rFonts w:ascii="Arial" w:cstheme="majorBidi" w:eastAsiaTheme="majorEastAsia" w:hAnsi="Arial"/>
+      <w:b/>
       <w:i/>
       <w:iCs/>
       <w:color w:themeColor="accent1" w:themeShade="BF" w:val="0F4761"/>
+      <w:sz w:val="22"/>
     </w:rPr>
   </w:style>
   <w:style w:styleId="Heading5" w:type="paragraph">
@@ -18703,8 +18971,10 @@
       <w:outlineLvl w:val="4"/>
     </w:pPr>
     <w:rPr>
-      <w:rFonts w:cstheme="majorBidi" w:eastAsiaTheme="majorEastAsia"/>
+      <w:rFonts w:ascii="Arial" w:cstheme="majorBidi" w:eastAsiaTheme="majorEastAsia" w:hAnsi="Arial"/>
+      <w:b/>
       <w:color w:themeColor="accent1" w:themeShade="BF" w:val="0F4761"/>
+      <w:sz w:val="22"/>
     </w:rPr>
   </w:style>
   <w:style w:styleId="Heading6" w:type="paragraph">
@@ -18724,10 +18994,11 @@
       <w:outlineLvl w:val="5"/>
     </w:pPr>
     <w:rPr>
-      <w:rFonts w:cstheme="majorBidi" w:eastAsiaTheme="majorEastAsia"/>
+      <w:rFonts w:ascii="Arial" w:cstheme="majorBidi" w:eastAsiaTheme="majorEastAsia" w:hAnsi="Arial"/>
       <w:i/>
       <w:iCs/>
       <w:color w:themeColor="text1" w:themeTint="A6" w:val="595959"/>
+      <w:sz w:val="22"/>
     </w:rPr>
   </w:style>
   <w:style w:styleId="Heading7" w:type="paragraph">
@@ -18747,8 +19018,9 @@
       <w:outlineLvl w:val="6"/>
     </w:pPr>
     <w:rPr>
-      <w:rFonts w:cstheme="majorBidi" w:eastAsiaTheme="majorEastAsia"/>
+      <w:rFonts w:ascii="Arial" w:cstheme="majorBidi" w:eastAsiaTheme="majorEastAsia" w:hAnsi="Arial"/>
       <w:color w:themeColor="text1" w:themeTint="A6" w:val="595959"/>
+      <w:sz w:val="22"/>
     </w:rPr>
   </w:style>
   <w:style w:styleId="Heading8" w:type="paragraph">
@@ -18768,10 +19040,11 @@
       <w:outlineLvl w:val="7"/>
     </w:pPr>
     <w:rPr>
-      <w:rFonts w:cstheme="majorBidi" w:eastAsiaTheme="majorEastAsia"/>
+      <w:rFonts w:ascii="Arial" w:cstheme="majorBidi" w:eastAsiaTheme="majorEastAsia" w:hAnsi="Arial"/>
       <w:i/>
       <w:iCs/>
       <w:color w:themeColor="text1" w:themeTint="D8" w:val="272727"/>
+      <w:sz w:val="22"/>
     </w:rPr>
   </w:style>
   <w:style w:styleId="Heading9" w:type="paragraph">
@@ -18791,8 +19064,9 @@
       <w:outlineLvl w:val="8"/>
     </w:pPr>
     <w:rPr>
-      <w:rFonts w:cstheme="majorBidi" w:eastAsiaTheme="majorEastAsia"/>
+      <w:rFonts w:ascii="Arial" w:cstheme="majorBidi" w:eastAsiaTheme="majorEastAsia" w:hAnsi="Arial"/>
       <w:color w:themeColor="text1" w:themeTint="D8" w:val="272727"/>
+      <w:sz w:val="22"/>
     </w:rPr>
   </w:style>
   <w:style w:customStyle="1" w:styleId="Heading1Char" w:type="character">
@@ -18802,9 +19076,9 @@
     <w:uiPriority w:val="9"/>
     <w:rsid w:val="00A10FD9"/>
     <w:rPr>
-      <w:rFonts w:asciiTheme="majorHAnsi" w:cstheme="majorBidi" w:eastAsiaTheme="majorEastAsia" w:hAnsiTheme="majorHAnsi"/>
+      <w:rFonts w:ascii="Arial" w:asciiTheme="majorHAnsi" w:cstheme="majorBidi" w:eastAsiaTheme="majorEastAsia" w:hAnsi="Arial" w:hAnsiTheme="majorHAnsi"/>
       <w:color w:themeColor="accent1" w:themeShade="BF" w:val="0F4761"/>
-      <w:sz w:val="40"/>
+      <w:sz w:val="22"/>
       <w:szCs w:val="40"/>
     </w:rPr>
   </w:style>
@@ -18816,9 +19090,9 @@
     <w:semiHidden/>
     <w:rsid w:val="00A10FD9"/>
     <w:rPr>
-      <w:rFonts w:asciiTheme="majorHAnsi" w:cstheme="majorBidi" w:eastAsiaTheme="majorEastAsia" w:hAnsiTheme="majorHAnsi"/>
+      <w:rFonts w:ascii="Arial" w:asciiTheme="majorHAnsi" w:cstheme="majorBidi" w:eastAsiaTheme="majorEastAsia" w:hAnsi="Arial" w:hAnsiTheme="majorHAnsi"/>
       <w:color w:themeColor="accent1" w:themeShade="BF" w:val="0F4761"/>
-      <w:sz w:val="32"/>
+      <w:sz w:val="22"/>
       <w:szCs w:val="32"/>
     </w:rPr>
   </w:style>
@@ -18830,9 +19104,9 @@
     <w:semiHidden/>
     <w:rsid w:val="00A10FD9"/>
     <w:rPr>
-      <w:rFonts w:cstheme="majorBidi" w:eastAsiaTheme="majorEastAsia"/>
+      <w:rFonts w:ascii="Arial" w:cstheme="majorBidi" w:eastAsiaTheme="majorEastAsia" w:hAnsi="Arial"/>
       <w:color w:themeColor="accent1" w:themeShade="BF" w:val="0F4761"/>
-      <w:sz w:val="28"/>
+      <w:sz w:val="22"/>
       <w:szCs w:val="28"/>
     </w:rPr>
   </w:style>
@@ -18844,10 +19118,11 @@
     <w:semiHidden/>
     <w:rsid w:val="00A10FD9"/>
     <w:rPr>
-      <w:rFonts w:cstheme="majorBidi" w:eastAsiaTheme="majorEastAsia"/>
+      <w:rFonts w:ascii="Arial" w:cstheme="majorBidi" w:eastAsiaTheme="majorEastAsia" w:hAnsi="Arial"/>
       <w:i/>
       <w:iCs/>
       <w:color w:themeColor="accent1" w:themeShade="BF" w:val="0F4761"/>
+      <w:sz w:val="22"/>
     </w:rPr>
   </w:style>
   <w:style w:customStyle="1" w:styleId="Heading5Char" w:type="character">
@@ -18858,8 +19133,9 @@
     <w:semiHidden/>
     <w:rsid w:val="00A10FD9"/>
     <w:rPr>
-      <w:rFonts w:cstheme="majorBidi" w:eastAsiaTheme="majorEastAsia"/>
+      <w:rFonts w:ascii="Arial" w:cstheme="majorBidi" w:eastAsiaTheme="majorEastAsia" w:hAnsi="Arial"/>
       <w:color w:themeColor="accent1" w:themeShade="BF" w:val="0F4761"/>
+      <w:sz w:val="22"/>
     </w:rPr>
   </w:style>
   <w:style w:customStyle="1" w:styleId="Heading6Char" w:type="character">
@@ -18870,10 +19146,11 @@
     <w:semiHidden/>
     <w:rsid w:val="00A10FD9"/>
     <w:rPr>
-      <w:rFonts w:cstheme="majorBidi" w:eastAsiaTheme="majorEastAsia"/>
+      <w:rFonts w:ascii="Arial" w:cstheme="majorBidi" w:eastAsiaTheme="majorEastAsia" w:hAnsi="Arial"/>
       <w:i/>
       <w:iCs/>
       <w:color w:themeColor="text1" w:themeTint="A6" w:val="595959"/>
+      <w:sz w:val="22"/>
     </w:rPr>
   </w:style>
   <w:style w:customStyle="1" w:styleId="Heading7Char" w:type="character">
@@ -18884,8 +19161,9 @@
     <w:semiHidden/>
     <w:rsid w:val="00A10FD9"/>
     <w:rPr>
-      <w:rFonts w:cstheme="majorBidi" w:eastAsiaTheme="majorEastAsia"/>
+      <w:rFonts w:ascii="Arial" w:cstheme="majorBidi" w:eastAsiaTheme="majorEastAsia" w:hAnsi="Arial"/>
       <w:color w:themeColor="text1" w:themeTint="A6" w:val="595959"/>
+      <w:sz w:val="22"/>
     </w:rPr>
   </w:style>
   <w:style w:customStyle="1" w:styleId="Heading8Char" w:type="character">
@@ -18896,10 +19174,11 @@
     <w:semiHidden/>
     <w:rsid w:val="00A10FD9"/>
     <w:rPr>
-      <w:rFonts w:cstheme="majorBidi" w:eastAsiaTheme="majorEastAsia"/>
+      <w:rFonts w:ascii="Arial" w:cstheme="majorBidi" w:eastAsiaTheme="majorEastAsia" w:hAnsi="Arial"/>
       <w:i/>
       <w:iCs/>
       <w:color w:themeColor="text1" w:themeTint="D8" w:val="272727"/>
+      <w:sz w:val="22"/>
     </w:rPr>
   </w:style>
   <w:style w:customStyle="1" w:styleId="Heading9Char" w:type="character">
@@ -18910,8 +19189,9 @@
     <w:semiHidden/>
     <w:rsid w:val="00A10FD9"/>
     <w:rPr>
-      <w:rFonts w:cstheme="majorBidi" w:eastAsiaTheme="majorEastAsia"/>
+      <w:rFonts w:ascii="Arial" w:cstheme="majorBidi" w:eastAsiaTheme="majorEastAsia" w:hAnsi="Arial"/>
       <w:color w:themeColor="text1" w:themeTint="D8" w:val="272727"/>
+      <w:sz w:val="22"/>
     </w:rPr>
   </w:style>
   <w:style w:styleId="BlockText" w:type="paragraph">
@@ -18925,6 +19205,10 @@
       <w:spacing w:after="100" w:before="100"/>
       <w:ind w:firstLine="0" w:left="480" w:right="480"/>
     </w:pPr>
+    <w:rPr>
+      <w:rFonts w:ascii="Arial" w:hAnsi="Arial"/>
+      <w:sz w:val="22"/>
+    </w:rPr>
   </w:style>
   <w:style w:styleId="FootnoteText" w:type="paragraph">
     <w:name w:val="Footnote Text"/>
@@ -18933,6 +19217,10 @@
     <w:uiPriority w:val="9"/>
     <w:unhideWhenUsed/>
     <w:qFormat/>
+    <w:rPr>
+      <w:rFonts w:ascii="Arial" w:hAnsi="Arial"/>
+      <w:sz w:val="22"/>
+    </w:rPr>
   </w:style>
   <w:style w:styleId="FootnoteBlockText" w:type="paragraph">
     <w:name w:val="Footnote Block Text"/>
@@ -18945,11 +19233,19 @@
       <w:spacing w:after="100" w:before="100"/>
       <w:ind w:firstLine="0" w:left="480" w:right="480"/>
     </w:pPr>
+    <w:rPr>
+      <w:rFonts w:ascii="Arial" w:hAnsi="Arial"/>
+      <w:sz w:val="22"/>
+    </w:rPr>
   </w:style>
   <w:style w:default="1" w:styleId="DefaultParagraphFont" w:type="character">
     <w:name w:val="Default Paragraph Font"/>
     <w:semiHidden/>
     <w:unhideWhenUsed/>
+    <w:rPr>
+      <w:rFonts w:ascii="Arial" w:hAnsi="Arial"/>
+      <w:sz w:val="22"/>
+    </w:rPr>
   </w:style>
   <w:style w:default="1" w:styleId="Table" w:type="table">
     <w:name w:val="Table"/>
@@ -18957,6 +19253,10 @@
     <w:semiHidden/>
     <w:unhideWhenUsed/>
     <w:qFormat/>
+    <w:rPr>
+      <w:rFonts w:ascii="Arial" w:hAnsi="Arial"/>
+      <w:sz w:val="22"/>
+    </w:rPr>
     <w:tblPr>
       <w:tblInd w:type="dxa" w:w="0"/>
       <w:tblCellMar>
@@ -18965,6 +19265,14 @@
         <w:bottom w:type="dxa" w:w="0"/>
         <w:right w:type="dxa" w:w="108"/>
       </w:tblCellMar>
+      <w:tblBorders>
+        <w:top w:color="000000" w:space="0" w:sz="4" w:val="single"/>
+        <w:left w:color="000000" w:space="0" w:sz="4" w:val="single"/>
+        <w:bottom w:color="000000" w:space="0" w:sz="4" w:val="single"/>
+        <w:right w:color="000000" w:space="0" w:sz="4" w:val="single"/>
+        <w:insideH w:color="000000" w:space="0" w:sz="4" w:val="single"/>
+        <w:insideV w:color="000000" w:space="0" w:sz="4" w:val="single"/>
+      </w:tblBorders>
     </w:tblPr>
     <w:tblStylePr w:type="firstRow">
       <w:tblPr>
@@ -18992,12 +19300,18 @@
       <w:spacing w:after="0"/>
     </w:pPr>
     <w:rPr>
+      <w:rFonts w:ascii="Arial" w:hAnsi="Arial"/>
       <w:b/>
+      <w:sz w:val="22"/>
     </w:rPr>
   </w:style>
   <w:style w:customStyle="1" w:styleId="Definition" w:type="paragraph">
     <w:name w:val="Definition"/>
     <w:basedOn w:val="Normal"/>
+    <w:rPr>
+      <w:rFonts w:ascii="Arial" w:hAnsi="Arial"/>
+      <w:sz w:val="22"/>
+    </w:rPr>
   </w:style>
   <w:style w:styleId="Caption" w:type="paragraph">
     <w:name w:val="Caption"/>
@@ -19007,7 +19321,10 @@
       <w:spacing w:after="120" w:before="0"/>
     </w:pPr>
     <w:rPr>
+      <w:rFonts w:ascii="Arial" w:hAnsi="Arial"/>
       <w:i/>
+      <w:color w:val="333333"/>
+      <w:sz w:val="20"/>
     </w:rPr>
   </w:style>
   <w:style w:customStyle="1" w:styleId="TableCaption" w:type="paragraph">
@@ -19016,14 +19333,30 @@
     <w:pPr>
       <w:keepNext/>
     </w:pPr>
+    <w:rPr>
+      <w:rFonts w:ascii="Arial" w:hAnsi="Arial"/>
+      <w:i/>
+      <w:color w:val="333333"/>
+      <w:sz w:val="20"/>
+    </w:rPr>
   </w:style>
   <w:style w:customStyle="1" w:styleId="ImageCaption" w:type="paragraph">
     <w:name w:val="Image Caption"/>
     <w:basedOn w:val="Caption"/>
+    <w:rPr>
+      <w:rFonts w:ascii="Arial" w:hAnsi="Arial"/>
+      <w:i/>
+      <w:color w:val="333333"/>
+      <w:sz w:val="20"/>
+    </w:rPr>
   </w:style>
   <w:style w:customStyle="1" w:styleId="Figure" w:type="paragraph">
     <w:name w:val="Figure"/>
     <w:basedOn w:val="Normal"/>
+    <w:rPr>
+      <w:rFonts w:ascii="Arial" w:hAnsi="Arial"/>
+      <w:sz w:val="22"/>
+    </w:rPr>
   </w:style>
   <w:style w:customStyle="1" w:styleId="CaptionedFigure" w:type="paragraph">
     <w:name w:val="Captioned Figure"/>
@@ -19031,28 +19364,42 @@
     <w:pPr>
       <w:keepNext/>
     </w:pPr>
+    <w:rPr>
+      <w:rFonts w:ascii="Arial" w:hAnsi="Arial"/>
+      <w:sz w:val="22"/>
+    </w:rPr>
   </w:style>
   <w:style w:customStyle="1" w:styleId="BodyTextChar" w:type="character">
     <w:name w:val="Body Text Char"/>
     <w:basedOn w:val="DefaultParagraphFont"/>
     <w:link w:val="BodyText"/>
+    <w:rPr>
+      <w:rFonts w:ascii="Arial" w:hAnsi="Arial"/>
+      <w:sz w:val="22"/>
+    </w:rPr>
   </w:style>
   <w:style w:customStyle="1" w:styleId="VerbatimChar" w:type="character">
     <w:name w:val="Verbatim Char"/>
     <w:basedOn w:val="BodyTextChar"/>
     <w:rPr>
-      <w:rFonts w:ascii="Consolas" w:hAnsi="Consolas"/>
+      <w:rFonts w:ascii="Arial" w:hAnsi="Arial"/>
       <w:sz w:val="22"/>
     </w:rPr>
   </w:style>
   <w:style w:customStyle="1" w:styleId="SectionNumber" w:type="character">
     <w:name w:val="Section Number"/>
     <w:basedOn w:val="BodyTextChar"/>
+    <w:rPr>
+      <w:rFonts w:ascii="Arial" w:hAnsi="Arial"/>
+      <w:sz w:val="22"/>
+    </w:rPr>
   </w:style>
   <w:style w:styleId="FootnoteReference" w:type="character">
     <w:name w:val="Footnote Reference"/>
     <w:basedOn w:val="BodyTextChar"/>
     <w:rPr>
+      <w:rFonts w:ascii="Arial" w:hAnsi="Arial"/>
+      <w:sz w:val="22"/>
       <w:vertAlign w:val="superscript"/>
     </w:rPr>
   </w:style>
@@ -19060,7 +19407,9 @@
     <w:name w:val="Hyperlink"/>
     <w:basedOn w:val="BodyTextChar"/>
     <w:rPr>
+      <w:rFonts w:ascii="Arial" w:hAnsi="Arial"/>
       <w:color w:themeColor="accent1" w:val="4F81BD"/>
+      <w:sz w:val="22"/>
     </w:rPr>
   </w:style>
   <w:style w:styleId="TOCHeading" w:type="paragraph">
@@ -19075,10 +19424,11 @@
       <w:outlineLvl w:val="9"/>
     </w:pPr>
     <w:rPr>
-      <w:rFonts w:asciiTheme="majorHAnsi" w:cstheme="majorBidi" w:eastAsiaTheme="majorEastAsia" w:hAnsiTheme="majorHAnsi"/>
+      <w:rFonts w:ascii="Arial" w:asciiTheme="majorHAnsi" w:cstheme="majorBidi" w:eastAsiaTheme="majorEastAsia" w:hAnsi="Arial" w:hAnsiTheme="majorHAnsi"/>
       <w:b w:val="0"/>
       <w:bCs w:val="0"/>
       <w:color w:themeColor="accent1" w:themeShade="BF" w:val="365F91"/>
+      <w:sz w:val="22"/>
     </w:rPr>
   </w:style>
   <w:style w:type="paragraph" w:customStyle="1" w:styleId="SourceCode">

--- a/paper/supplementary.docx
+++ b/paper/supplementary.docx
@@ -47,7 +47,7 @@
         <w:pStyle w:val="FirstParagraph"/>
       </w:pPr>
       <w:r>
-        <w:t xml:space="preserve">This section presents a complete calibration target for activated pancreatic stellate cell (aPSC) proliferation, demonstrating all schema components.</w:t>
+        <w:t xml:space="preserve">This section presents a complete SubmodelTarget for activated pancreatic stellate cell (aPSC) proliferation, demonstrating all schema components.</w:t>
       </w:r>
     </w:p>
     <w:bookmarkStart w:id="20" w:name="overview"/>
@@ -16634,7 +16634,7 @@
         <w:pStyle w:val="FirstParagraph"/>
       </w:pPr>
       <w:r>
-        <w:t xml:space="preserve">For each target parameter, the prompt injects mechanistic context extracted from the model structure. The system automatically retrieves: the parameter’s name, units, and biological description; the reactions where the parameter appears with their rate laws; the species involved in those reactions with descriptions; other parameters appearing in the same reactions; and the broader reaction network showing other reactions that involve the same species. For example, when searching for data to calibrate a proliferation rate</w:t>
+        <w:t xml:space="preserve">For each target, the prompt injects mechanistic context extracted from the model structure. For target parameters, the system automatically retrieves: the parameter’s name, units, and biological description; the reactions where the parameter appears with their rate laws; the species involved in those reactions with descriptions; other parameters appearing in the same reactions; and the broader reaction network showing other reactions that involve the same species. For target observables, the system retrieves the observable’s name, units, and description, along with the species and compartments that define it. For example, when searching for data to calibrate a proliferation rate</w:t>
       </w:r>
       <w:r>
         <w:t xml:space="preserve"> </w:t>
@@ -16681,7 +16681,7 @@
         <w:pStyle w:val="BodyText"/>
       </w:pPr>
       <w:r>
-        <w:t xml:space="preserve">This context guides the LLM’s search toward experiments that actually constrain the target parameters, rather than experiments that mention similar concepts but measure different quantities. The broader reaction network helps the LLM identify whether additional parameters should be jointly calibrated. Extracting multiple parameters from the same study is intentional and preferred when the data supports it, as shared experimental conditions reduce inter-study variability.</w:t>
+        <w:t xml:space="preserve">This context guides the LLM’s search toward experiments that actually constrain the targets, rather than experiments that mention similar concepts but measure different quantities. For parameters, the broader reaction network helps the LLM identify whether additional parameters should be jointly calibrated. Extracting multiple parameters from the same study is intentional and preferred when the data supports it, as shared experimental conditions reduce inter-study variability.</w:t>
       </w:r>
     </w:p>
     <w:p>
